--- a/lessons/3-6/readiness/practice.docx
+++ b/lessons/3-6/readiness/practice.docx
@@ -86,7 +86,1397 @@
     </w:p>
     <w:p>
       <w:pPr>
-        <w:spacing w:after="120" w:before="0"/>
+        <w:spacing w:after="60" w:before="120"/>
+      </w:pPr>
+      <w:r>
+        <w:rPr>
+          <w:b/>
+          <w:bCs/>
+          <w:color w:val="0F2B3C"/>
+          <w:sz w:val="24"/>
+          <w:szCs w:val="24"/>
+        </w:rPr>
+        <w:t xml:space="preserve">Vocabulary Anchor Box</w:t>
+      </w:r>
+    </w:p>
+    <w:tbl>
+      <w:tblPr>
+        <w:tblW w:type="dxa" w:w="9360"/>
+        <w:tblBorders>
+          <w:top w:val="single" w:color="C7D2DD" w:sz="6"/>
+          <w:left w:val="single" w:color="C7D2DD" w:sz="6"/>
+          <w:bottom w:val="single" w:color="C7D2DD" w:sz="6"/>
+          <w:right w:val="single" w:color="C7D2DD" w:sz="6"/>
+          <w:insideH w:val="single" w:color="C7D2DD" w:sz="6"/>
+          <w:insideV w:val="single" w:color="C7D2DD" w:sz="6"/>
+        </w:tblBorders>
+      </w:tblPr>
+      <w:tblGrid>
+        <w:gridCol w:w="1800"/>
+        <w:gridCol w:w="3160"/>
+        <w:gridCol w:w="2200"/>
+        <w:gridCol w:w="2200"/>
+      </w:tblGrid>
+      <w:tr>
+        <w:trPr>
+          <w:cantSplit/>
+          <w:tblHeader/>
+        </w:trPr>
+        <w:tc>
+          <w:tcPr>
+            <w:tcW w:type="dxa" w:w="1800"/>
+            <w:shd w:fill="EEF4F8" w:color="auto" w:val="clear"/>
+            <w:tcMar>
+              <w:top w:type="dxa" w:w="60"/>
+              <w:left w:type="dxa" w:w="100"/>
+              <w:bottom w:type="dxa" w:w="60"/>
+              <w:right w:type="dxa" w:w="100"/>
+            </w:tcMar>
+          </w:tcPr>
+          <w:p>
+            <w:pPr>
+              <w:spacing w:after="0" w:before="0"/>
+            </w:pPr>
+            <w:r>
+              <w:rPr>
+                <w:b/>
+                <w:bCs/>
+                <w:color w:val="0F2B3C"/>
+                <w:sz w:val="18"/>
+                <w:szCs w:val="18"/>
+              </w:rPr>
+              <w:t xml:space="preserve">Concept Term</w:t>
+            </w:r>
+          </w:p>
+        </w:tc>
+        <w:tc>
+          <w:tcPr>
+            <w:tcW w:type="dxa" w:w="3160"/>
+            <w:shd w:fill="EEF4F8" w:color="auto" w:val="clear"/>
+            <w:tcMar>
+              <w:top w:type="dxa" w:w="60"/>
+              <w:left w:type="dxa" w:w="100"/>
+              <w:bottom w:type="dxa" w:w="60"/>
+              <w:right w:type="dxa" w:w="100"/>
+            </w:tcMar>
+          </w:tcPr>
+          <w:p>
+            <w:pPr>
+              <w:spacing w:after="0" w:before="0"/>
+            </w:pPr>
+            <w:r>
+              <w:rPr>
+                <w:b/>
+                <w:bCs/>
+                <w:color w:val="0F2B3C"/>
+                <w:sz w:val="18"/>
+                <w:szCs w:val="18"/>
+              </w:rPr>
+              <w:t xml:space="preserve">Student-Friendly Definition</w:t>
+            </w:r>
+          </w:p>
+        </w:tc>
+        <w:tc>
+          <w:tcPr>
+            <w:tcW w:type="dxa" w:w="2200"/>
+            <w:shd w:fill="EEF4F8" w:color="auto" w:val="clear"/>
+            <w:tcMar>
+              <w:top w:type="dxa" w:w="60"/>
+              <w:left w:type="dxa" w:w="100"/>
+              <w:bottom w:type="dxa" w:w="60"/>
+              <w:right w:type="dxa" w:w="100"/>
+            </w:tcMar>
+          </w:tcPr>
+          <w:p>
+            <w:pPr>
+              <w:spacing w:after="0" w:before="0"/>
+            </w:pPr>
+            <w:r>
+              <w:rPr>
+                <w:b/>
+                <w:bCs/>
+                <w:color w:val="0F2B3C"/>
+                <w:sz w:val="18"/>
+                <w:szCs w:val="18"/>
+              </w:rPr>
+              <w:t xml:space="preserve">Non-Example</w:t>
+            </w:r>
+          </w:p>
+        </w:tc>
+        <w:tc>
+          <w:tcPr>
+            <w:tcW w:type="dxa" w:w="2200"/>
+            <w:shd w:fill="EEF4F8" w:color="auto" w:val="clear"/>
+            <w:tcMar>
+              <w:top w:type="dxa" w:w="60"/>
+              <w:left w:type="dxa" w:w="100"/>
+              <w:bottom w:type="dxa" w:w="60"/>
+              <w:right w:type="dxa" w:w="100"/>
+            </w:tcMar>
+          </w:tcPr>
+          <w:p>
+            <w:pPr>
+              <w:spacing w:after="0" w:before="0"/>
+            </w:pPr>
+            <w:r>
+              <w:rPr>
+                <w:b/>
+                <w:bCs/>
+                <w:color w:val="0F2B3C"/>
+                <w:sz w:val="18"/>
+                <w:szCs w:val="18"/>
+              </w:rPr>
+              <w:t xml:space="preserve">Visual Clue</w:t>
+            </w:r>
+          </w:p>
+        </w:tc>
+      </w:tr>
+      <w:tr>
+        <w:trPr>
+          <w:cantSplit/>
+        </w:trPr>
+        <w:tc>
+          <w:tcPr>
+            <w:tcW w:type="dxa" w:w="1800"/>
+            <w:tcMar>
+              <w:top w:type="dxa" w:w="60"/>
+              <w:left w:type="dxa" w:w="100"/>
+              <w:bottom w:type="dxa" w:w="60"/>
+              <w:right w:type="dxa" w:w="100"/>
+            </w:tcMar>
+            <w:vAlign w:val="top"/>
+          </w:tcPr>
+          <w:p>
+            <w:pPr>
+              <w:spacing w:after="20" w:before="0"/>
+            </w:pPr>
+            <w:r>
+              <w:rPr>
+                <w:b/>
+                <w:bCs/>
+                <w:color w:val="0F2B3C"/>
+                <w:sz w:val="20"/>
+                <w:szCs w:val="20"/>
+              </w:rPr>
+              <w:t xml:space="preserve">Convert Measurements within the Same System</w:t>
+            </w:r>
+          </w:p>
+          <w:p>
+            <w:pPr>
+              <w:spacing w:after="0" w:before="0"/>
+            </w:pPr>
+            <w:r>
+              <w:rPr>
+                <w:i/>
+                <w:iCs/>
+                <w:color w:val="5E6E7E"/>
+                <w:sz w:val="18"/>
+                <w:szCs w:val="18"/>
+              </w:rPr>
+              <w:t xml:space="preserve">Convertir medidas dentro del mismo sistema</w:t>
+            </w:r>
+          </w:p>
+        </w:tc>
+        <w:tc>
+          <w:tcPr>
+            <w:tcW w:type="dxa" w:w="3160"/>
+            <w:tcMar>
+              <w:top w:type="dxa" w:w="60"/>
+              <w:left w:type="dxa" w:w="100"/>
+              <w:bottom w:type="dxa" w:w="60"/>
+              <w:right w:type="dxa" w:w="100"/>
+            </w:tcMar>
+            <w:vAlign w:val="top"/>
+          </w:tcPr>
+          <w:p>
+            <w:pPr>
+              <w:spacing w:after="0" w:before="0"/>
+            </w:pPr>
+            <w:r>
+              <w:rPr>
+                <w:sz w:val="19"/>
+                <w:szCs w:val="19"/>
+              </w:rPr>
+              <w:t xml:space="preserve">Rewriting a measurement in a different unit of the SAME system, such as feet into inches or liters into milliliters.</w:t>
+            </w:r>
+          </w:p>
+        </w:tc>
+        <w:tc>
+          <w:tcPr>
+            <w:tcW w:type="dxa" w:w="2200"/>
+            <w:tcMar>
+              <w:top w:type="dxa" w:w="60"/>
+              <w:left w:type="dxa" w:w="100"/>
+              <w:bottom w:type="dxa" w:w="60"/>
+              <w:right w:type="dxa" w:w="100"/>
+            </w:tcMar>
+            <w:vAlign w:val="top"/>
+          </w:tcPr>
+          <w:p>
+            <w:pPr>
+              <w:spacing w:after="30" w:before="0"/>
+            </w:pPr>
+            <w:r>
+              <w:rPr>
+                <w:i/>
+                <w:iCs/>
+                <w:color w:val="5E6E7E"/>
+                <w:sz w:val="18"/>
+                <w:szCs w:val="18"/>
+              </w:rPr>
+              <w:t xml:space="preserve">Not Convert Measurements within the Same System: write a counter-example that does not fit the rule.</w:t>
+            </w:r>
+          </w:p>
+          <w:p>
+            <w:pPr>
+              <w:spacing w:after="50" w:before="0"/>
+            </w:pPr>
+            <w:r>
+              <w:rPr>
+                <w:color w:val="BBBBBB"/>
+                <w:sz w:val="18"/>
+                <w:szCs w:val="18"/>
+              </w:rPr>
+              <w:t xml:space="preserve">____________________________</w:t>
+            </w:r>
+          </w:p>
+        </w:tc>
+        <w:tc>
+          <w:tcPr>
+            <w:tcW w:type="dxa" w:w="2200"/>
+            <w:tcMar>
+              <w:top w:type="dxa" w:w="60"/>
+              <w:left w:type="dxa" w:w="100"/>
+              <w:bottom w:type="dxa" w:w="60"/>
+              <w:right w:type="dxa" w:w="100"/>
+            </w:tcMar>
+            <w:vAlign w:val="top"/>
+          </w:tcPr>
+          <w:p>
+            <w:pPr>
+              <w:spacing w:after="0" w:before="0"/>
+            </w:pPr>
+            <w:r>
+              <w:rPr>
+                <w:i/>
+                <w:iCs/>
+                <w:color w:val="5E6E7E"/>
+                <w:sz w:val="18"/>
+                <w:szCs w:val="18"/>
+              </w:rPr>
+              <w:t xml:space="preserve">4 feet = 48 inches; 4 liters = 4,000 milliliters</w:t>
+            </w:r>
+          </w:p>
+        </w:tc>
+      </w:tr>
+      <w:tr>
+        <w:trPr>
+          <w:cantSplit/>
+        </w:trPr>
+        <w:tc>
+          <w:tcPr>
+            <w:tcW w:type="dxa" w:w="1800"/>
+            <w:tcMar>
+              <w:top w:type="dxa" w:w="60"/>
+              <w:left w:type="dxa" w:w="100"/>
+              <w:bottom w:type="dxa" w:w="60"/>
+              <w:right w:type="dxa" w:w="100"/>
+            </w:tcMar>
+            <w:vAlign w:val="top"/>
+          </w:tcPr>
+          <w:p>
+            <w:pPr>
+              <w:spacing w:after="20" w:before="0"/>
+            </w:pPr>
+            <w:r>
+              <w:rPr>
+                <w:b/>
+                <w:bCs/>
+                <w:color w:val="0F2B3C"/>
+                <w:sz w:val="20"/>
+                <w:szCs w:val="20"/>
+              </w:rPr>
+              <w:t xml:space="preserve">Conversion factor</w:t>
+            </w:r>
+          </w:p>
+          <w:p>
+            <w:pPr>
+              <w:spacing w:after="0" w:before="0"/>
+            </w:pPr>
+            <w:r>
+              <w:rPr>
+                <w:i/>
+                <w:iCs/>
+                <w:color w:val="5E6E7E"/>
+                <w:sz w:val="18"/>
+                <w:szCs w:val="18"/>
+              </w:rPr>
+              <w:t xml:space="preserve">Factor de conversión</w:t>
+            </w:r>
+          </w:p>
+        </w:tc>
+        <w:tc>
+          <w:tcPr>
+            <w:tcW w:type="dxa" w:w="3160"/>
+            <w:tcMar>
+              <w:top w:type="dxa" w:w="60"/>
+              <w:left w:type="dxa" w:w="100"/>
+              <w:bottom w:type="dxa" w:w="60"/>
+              <w:right w:type="dxa" w:w="100"/>
+            </w:tcMar>
+            <w:vAlign w:val="top"/>
+          </w:tcPr>
+          <w:p>
+            <w:pPr>
+              <w:spacing w:after="0" w:before="0"/>
+            </w:pPr>
+            <w:r>
+              <w:rPr>
+                <w:sz w:val="19"/>
+                <w:szCs w:val="19"/>
+              </w:rPr>
+              <w:t xml:space="preserve">The ratio that links two units in the same measurement system, such as 12 inches to 1 foot. Within one system it is exact.</w:t>
+            </w:r>
+          </w:p>
+        </w:tc>
+        <w:tc>
+          <w:tcPr>
+            <w:tcW w:type="dxa" w:w="2200"/>
+            <w:tcMar>
+              <w:top w:type="dxa" w:w="60"/>
+              <w:left w:type="dxa" w:w="100"/>
+              <w:bottom w:type="dxa" w:w="60"/>
+              <w:right w:type="dxa" w:w="100"/>
+            </w:tcMar>
+            <w:vAlign w:val="top"/>
+          </w:tcPr>
+          <w:p>
+            <w:pPr>
+              <w:spacing w:after="30" w:before="0"/>
+            </w:pPr>
+            <w:r>
+              <w:rPr>
+                <w:i/>
+                <w:iCs/>
+                <w:color w:val="5E6E7E"/>
+                <w:sz w:val="18"/>
+                <w:szCs w:val="18"/>
+              </w:rPr>
+              <w:t xml:space="preserve">Not Conversion factor: write a counter-example that does not fit the rule.</w:t>
+            </w:r>
+          </w:p>
+          <w:p>
+            <w:pPr>
+              <w:spacing w:after="50" w:before="0"/>
+            </w:pPr>
+            <w:r>
+              <w:rPr>
+                <w:color w:val="BBBBBB"/>
+                <w:sz w:val="18"/>
+                <w:szCs w:val="18"/>
+              </w:rPr>
+              <w:t xml:space="preserve">____________________________</w:t>
+            </w:r>
+          </w:p>
+        </w:tc>
+        <w:tc>
+          <w:tcPr>
+            <w:tcW w:type="dxa" w:w="2200"/>
+            <w:tcMar>
+              <w:top w:type="dxa" w:w="60"/>
+              <w:left w:type="dxa" w:w="100"/>
+              <w:bottom w:type="dxa" w:w="60"/>
+              <w:right w:type="dxa" w:w="100"/>
+            </w:tcMar>
+            <w:vAlign w:val="top"/>
+          </w:tcPr>
+          <w:p>
+            <w:pPr>
+              <w:spacing w:after="0" w:before="0"/>
+            </w:pPr>
+            <w:r>
+              <w:rPr>
+                <w:i/>
+                <w:iCs/>
+                <w:color w:val="5E6E7E"/>
+                <w:sz w:val="18"/>
+                <w:szCs w:val="18"/>
+              </w:rPr>
+              <w:t xml:space="preserve">1 ft = 12 in. · 1 L = 1,000 mL · 1 lb = 16 oz</w:t>
+            </w:r>
+          </w:p>
+        </w:tc>
+      </w:tr>
+      <w:tr>
+        <w:trPr>
+          <w:cantSplit/>
+        </w:trPr>
+        <w:tc>
+          <w:tcPr>
+            <w:tcW w:type="dxa" w:w="1800"/>
+            <w:tcMar>
+              <w:top w:type="dxa" w:w="60"/>
+              <w:left w:type="dxa" w:w="100"/>
+              <w:bottom w:type="dxa" w:w="60"/>
+              <w:right w:type="dxa" w:w="100"/>
+            </w:tcMar>
+            <w:vAlign w:val="top"/>
+          </w:tcPr>
+          <w:p>
+            <w:pPr>
+              <w:spacing w:after="20" w:before="0"/>
+            </w:pPr>
+            <w:r>
+              <w:rPr>
+                <w:b/>
+                <w:bCs/>
+                <w:color w:val="0F2B3C"/>
+                <w:sz w:val="20"/>
+                <w:szCs w:val="20"/>
+              </w:rPr>
+              <w:t xml:space="preserve">Unit ratio</w:t>
+            </w:r>
+          </w:p>
+          <w:p>
+            <w:pPr>
+              <w:spacing w:after="0" w:before="0"/>
+            </w:pPr>
+            <w:r>
+              <w:rPr>
+                <w:i/>
+                <w:iCs/>
+                <w:color w:val="5E6E7E"/>
+                <w:sz w:val="18"/>
+                <w:szCs w:val="18"/>
+              </w:rPr>
+              <w:t xml:space="preserve">Razón unitaria</w:t>
+            </w:r>
+          </w:p>
+        </w:tc>
+        <w:tc>
+          <w:tcPr>
+            <w:tcW w:type="dxa" w:w="3160"/>
+            <w:tcMar>
+              <w:top w:type="dxa" w:w="60"/>
+              <w:left w:type="dxa" w:w="100"/>
+              <w:bottom w:type="dxa" w:w="60"/>
+              <w:right w:type="dxa" w:w="100"/>
+            </w:tcMar>
+            <w:vAlign w:val="top"/>
+          </w:tcPr>
+          <w:p>
+            <w:pPr>
+              <w:spacing w:after="0" w:before="0"/>
+            </w:pPr>
+            <w:r>
+              <w:rPr>
+                <w:sz w:val="19"/>
+                <w:szCs w:val="19"/>
+              </w:rPr>
+              <w:t xml:space="preserve">A ratio that compares an amount to exactly 1 unit of another quantity, like 12 inches to 1 foot.</w:t>
+            </w:r>
+          </w:p>
+        </w:tc>
+        <w:tc>
+          <w:tcPr>
+            <w:tcW w:type="dxa" w:w="2200"/>
+            <w:tcMar>
+              <w:top w:type="dxa" w:w="60"/>
+              <w:left w:type="dxa" w:w="100"/>
+              <w:bottom w:type="dxa" w:w="60"/>
+              <w:right w:type="dxa" w:w="100"/>
+            </w:tcMar>
+            <w:vAlign w:val="top"/>
+          </w:tcPr>
+          <w:p>
+            <w:pPr>
+              <w:spacing w:after="30" w:before="0"/>
+            </w:pPr>
+            <w:r>
+              <w:rPr>
+                <w:i/>
+                <w:iCs/>
+                <w:color w:val="5E6E7E"/>
+                <w:sz w:val="18"/>
+                <w:szCs w:val="18"/>
+              </w:rPr>
+              <w:t xml:space="preserve">Not Unit ratio: write a counter-example that does not fit the rule.</w:t>
+            </w:r>
+          </w:p>
+          <w:p>
+            <w:pPr>
+              <w:spacing w:after="50" w:before="0"/>
+            </w:pPr>
+            <w:r>
+              <w:rPr>
+                <w:color w:val="BBBBBB"/>
+                <w:sz w:val="18"/>
+                <w:szCs w:val="18"/>
+              </w:rPr>
+              <w:t xml:space="preserve">____________________________</w:t>
+            </w:r>
+          </w:p>
+        </w:tc>
+        <w:tc>
+          <w:tcPr>
+            <w:tcW w:type="dxa" w:w="2200"/>
+            <w:tcMar>
+              <w:top w:type="dxa" w:w="60"/>
+              <w:left w:type="dxa" w:w="100"/>
+              <w:bottom w:type="dxa" w:w="60"/>
+              <w:right w:type="dxa" w:w="100"/>
+            </w:tcMar>
+            <w:vAlign w:val="top"/>
+          </w:tcPr>
+          <w:p>
+            <w:pPr>
+              <w:spacing w:after="0" w:before="0"/>
+            </w:pPr>
+            <w:r>
+              <w:rPr>
+                <w:i/>
+                <w:iCs/>
+                <w:color w:val="5E6E7E"/>
+                <w:sz w:val="18"/>
+                <w:szCs w:val="18"/>
+              </w:rPr>
+              <w:t xml:space="preserve">12 : 1 — twelve inches for every one foot</w:t>
+            </w:r>
+          </w:p>
+        </w:tc>
+      </w:tr>
+      <w:tr>
+        <w:trPr>
+          <w:cantSplit/>
+        </w:trPr>
+        <w:tc>
+          <w:tcPr>
+            <w:tcW w:type="dxa" w:w="1800"/>
+            <w:tcMar>
+              <w:top w:type="dxa" w:w="60"/>
+              <w:left w:type="dxa" w:w="100"/>
+              <w:bottom w:type="dxa" w:w="60"/>
+              <w:right w:type="dxa" w:w="100"/>
+            </w:tcMar>
+            <w:vAlign w:val="top"/>
+          </w:tcPr>
+          <w:p>
+            <w:pPr>
+              <w:spacing w:after="20" w:before="0"/>
+            </w:pPr>
+            <w:r>
+              <w:rPr>
+                <w:b/>
+                <w:bCs/>
+                <w:color w:val="0F2B3C"/>
+                <w:sz w:val="20"/>
+                <w:szCs w:val="20"/>
+              </w:rPr>
+              <w:t xml:space="preserve">Convert</w:t>
+            </w:r>
+          </w:p>
+          <w:p>
+            <w:pPr>
+              <w:spacing w:after="0" w:before="0"/>
+            </w:pPr>
+            <w:r>
+              <w:rPr>
+                <w:i/>
+                <w:iCs/>
+                <w:color w:val="5E6E7E"/>
+                <w:sz w:val="18"/>
+                <w:szCs w:val="18"/>
+              </w:rPr>
+              <w:t xml:space="preserve">Convertir</w:t>
+            </w:r>
+          </w:p>
+        </w:tc>
+        <w:tc>
+          <w:tcPr>
+            <w:tcW w:type="dxa" w:w="3160"/>
+            <w:tcMar>
+              <w:top w:type="dxa" w:w="60"/>
+              <w:left w:type="dxa" w:w="100"/>
+              <w:bottom w:type="dxa" w:w="60"/>
+              <w:right w:type="dxa" w:w="100"/>
+            </w:tcMar>
+            <w:vAlign w:val="top"/>
+          </w:tcPr>
+          <w:p>
+            <w:pPr>
+              <w:spacing w:after="0" w:before="0"/>
+            </w:pPr>
+            <w:r>
+              <w:rPr>
+                <w:sz w:val="19"/>
+                <w:szCs w:val="19"/>
+              </w:rPr>
+              <w:t xml:space="preserve">To change a measurement from one unit to another without changing how much it is.</w:t>
+            </w:r>
+          </w:p>
+        </w:tc>
+        <w:tc>
+          <w:tcPr>
+            <w:tcW w:type="dxa" w:w="2200"/>
+            <w:tcMar>
+              <w:top w:type="dxa" w:w="60"/>
+              <w:left w:type="dxa" w:w="100"/>
+              <w:bottom w:type="dxa" w:w="60"/>
+              <w:right w:type="dxa" w:w="100"/>
+            </w:tcMar>
+            <w:vAlign w:val="top"/>
+          </w:tcPr>
+          <w:p>
+            <w:pPr>
+              <w:spacing w:after="30" w:before="0"/>
+            </w:pPr>
+            <w:r>
+              <w:rPr>
+                <w:i/>
+                <w:iCs/>
+                <w:color w:val="5E6E7E"/>
+                <w:sz w:val="18"/>
+                <w:szCs w:val="18"/>
+              </w:rPr>
+              <w:t xml:space="preserve">Not Convert: write a counter-example that does not fit the rule.</w:t>
+            </w:r>
+          </w:p>
+          <w:p>
+            <w:pPr>
+              <w:spacing w:after="50" w:before="0"/>
+            </w:pPr>
+            <w:r>
+              <w:rPr>
+                <w:color w:val="BBBBBB"/>
+                <w:sz w:val="18"/>
+                <w:szCs w:val="18"/>
+              </w:rPr>
+              <w:t xml:space="preserve">____________________________</w:t>
+            </w:r>
+          </w:p>
+        </w:tc>
+        <w:tc>
+          <w:tcPr>
+            <w:tcW w:type="dxa" w:w="2200"/>
+            <w:tcMar>
+              <w:top w:type="dxa" w:w="60"/>
+              <w:left w:type="dxa" w:w="100"/>
+              <w:bottom w:type="dxa" w:w="60"/>
+              <w:right w:type="dxa" w:w="100"/>
+            </w:tcMar>
+            <w:vAlign w:val="top"/>
+          </w:tcPr>
+          <w:p>
+            <w:pPr>
+              <w:spacing w:after="0" w:before="0"/>
+            </w:pPr>
+            <w:r>
+              <w:rPr>
+                <w:i/>
+                <w:iCs/>
+                <w:color w:val="5E6E7E"/>
+                <w:sz w:val="18"/>
+                <w:szCs w:val="18"/>
+              </w:rPr>
+              <w:t xml:space="preserve">4 ft and 48 in are the same height, written two ways</w:t>
+            </w:r>
+          </w:p>
+        </w:tc>
+      </w:tr>
+      <w:tr>
+        <w:trPr>
+          <w:cantSplit/>
+        </w:trPr>
+        <w:tc>
+          <w:tcPr>
+            <w:tcW w:type="dxa" w:w="1800"/>
+            <w:tcMar>
+              <w:top w:type="dxa" w:w="60"/>
+              <w:left w:type="dxa" w:w="100"/>
+              <w:bottom w:type="dxa" w:w="60"/>
+              <w:right w:type="dxa" w:w="100"/>
+            </w:tcMar>
+            <w:vAlign w:val="top"/>
+          </w:tcPr>
+          <w:p>
+            <w:pPr>
+              <w:spacing w:after="20" w:before="0"/>
+            </w:pPr>
+            <w:r>
+              <w:rPr>
+                <w:b/>
+                <w:bCs/>
+                <w:color w:val="0F2B3C"/>
+                <w:sz w:val="20"/>
+                <w:szCs w:val="20"/>
+              </w:rPr>
+              <w:t xml:space="preserve">Measurement system</w:t>
+            </w:r>
+          </w:p>
+          <w:p>
+            <w:pPr>
+              <w:spacing w:after="0" w:before="0"/>
+            </w:pPr>
+            <w:r>
+              <w:rPr>
+                <w:i/>
+                <w:iCs/>
+                <w:color w:val="5E6E7E"/>
+                <w:sz w:val="18"/>
+                <w:szCs w:val="18"/>
+              </w:rPr>
+              <w:t xml:space="preserve">Sistema de medidas</w:t>
+            </w:r>
+          </w:p>
+        </w:tc>
+        <w:tc>
+          <w:tcPr>
+            <w:tcW w:type="dxa" w:w="3160"/>
+            <w:tcMar>
+              <w:top w:type="dxa" w:w="60"/>
+              <w:left w:type="dxa" w:w="100"/>
+              <w:bottom w:type="dxa" w:w="60"/>
+              <w:right w:type="dxa" w:w="100"/>
+            </w:tcMar>
+            <w:vAlign w:val="top"/>
+          </w:tcPr>
+          <w:p>
+            <w:pPr>
+              <w:spacing w:after="0" w:before="0"/>
+            </w:pPr>
+            <w:r>
+              <w:rPr>
+                <w:sz w:val="19"/>
+                <w:szCs w:val="19"/>
+              </w:rPr>
+              <w:t xml:space="preserve">A family of units that go together — customary units like inches and feet, or metric units like milliliters and liters.</w:t>
+            </w:r>
+          </w:p>
+        </w:tc>
+        <w:tc>
+          <w:tcPr>
+            <w:tcW w:type="dxa" w:w="2200"/>
+            <w:tcMar>
+              <w:top w:type="dxa" w:w="60"/>
+              <w:left w:type="dxa" w:w="100"/>
+              <w:bottom w:type="dxa" w:w="60"/>
+              <w:right w:type="dxa" w:w="100"/>
+            </w:tcMar>
+            <w:vAlign w:val="top"/>
+          </w:tcPr>
+          <w:p>
+            <w:pPr>
+              <w:spacing w:after="30" w:before="0"/>
+            </w:pPr>
+            <w:r>
+              <w:rPr>
+                <w:i/>
+                <w:iCs/>
+                <w:color w:val="5E6E7E"/>
+                <w:sz w:val="18"/>
+                <w:szCs w:val="18"/>
+              </w:rPr>
+              <w:t xml:space="preserve">Not Measurement system: write a counter-example that does not fit the rule.</w:t>
+            </w:r>
+          </w:p>
+          <w:p>
+            <w:pPr>
+              <w:spacing w:after="50" w:before="0"/>
+            </w:pPr>
+            <w:r>
+              <w:rPr>
+                <w:color w:val="BBBBBB"/>
+                <w:sz w:val="18"/>
+                <w:szCs w:val="18"/>
+              </w:rPr>
+              <w:t xml:space="preserve">____________________________</w:t>
+            </w:r>
+          </w:p>
+        </w:tc>
+        <w:tc>
+          <w:tcPr>
+            <w:tcW w:type="dxa" w:w="2200"/>
+            <w:tcMar>
+              <w:top w:type="dxa" w:w="60"/>
+              <w:left w:type="dxa" w:w="100"/>
+              <w:bottom w:type="dxa" w:w="60"/>
+              <w:right w:type="dxa" w:w="100"/>
+            </w:tcMar>
+            <w:vAlign w:val="top"/>
+          </w:tcPr>
+          <w:p>
+            <w:pPr>
+              <w:spacing w:after="0" w:before="0"/>
+            </w:pPr>
+            <w:r>
+              <w:rPr>
+                <w:i/>
+                <w:iCs/>
+                <w:color w:val="5E6E7E"/>
+                <w:sz w:val="18"/>
+                <w:szCs w:val="18"/>
+              </w:rPr>
+              <w:t xml:space="preserve">Customary: 12 in = 1 ft · Metric: 1,000 mL = 1 L</w:t>
+            </w:r>
+          </w:p>
+        </w:tc>
+      </w:tr>
+      <w:tr>
+        <w:trPr>
+          <w:cantSplit/>
+        </w:trPr>
+        <w:tc>
+          <w:tcPr>
+            <w:tcW w:type="dxa" w:w="1800"/>
+            <w:tcMar>
+              <w:top w:type="dxa" w:w="60"/>
+              <w:left w:type="dxa" w:w="100"/>
+              <w:bottom w:type="dxa" w:w="60"/>
+              <w:right w:type="dxa" w:w="100"/>
+            </w:tcMar>
+            <w:vAlign w:val="top"/>
+          </w:tcPr>
+          <w:p>
+            <w:pPr>
+              <w:spacing w:after="20" w:before="0"/>
+            </w:pPr>
+            <w:r>
+              <w:rPr>
+                <w:b/>
+                <w:bCs/>
+                <w:color w:val="0F2B3C"/>
+                <w:sz w:val="20"/>
+                <w:szCs w:val="20"/>
+              </w:rPr>
+              <w:t xml:space="preserve">Double number line</w:t>
+            </w:r>
+          </w:p>
+          <w:p>
+            <w:pPr>
+              <w:spacing w:after="0" w:before="0"/>
+            </w:pPr>
+            <w:r>
+              <w:rPr>
+                <w:i/>
+                <w:iCs/>
+                <w:color w:val="5E6E7E"/>
+                <w:sz w:val="18"/>
+                <w:szCs w:val="18"/>
+              </w:rPr>
+              <w:t xml:space="preserve">Recta numérica doble</w:t>
+            </w:r>
+          </w:p>
+        </w:tc>
+        <w:tc>
+          <w:tcPr>
+            <w:tcW w:type="dxa" w:w="3160"/>
+            <w:tcMar>
+              <w:top w:type="dxa" w:w="60"/>
+              <w:left w:type="dxa" w:w="100"/>
+              <w:bottom w:type="dxa" w:w="60"/>
+              <w:right w:type="dxa" w:w="100"/>
+            </w:tcMar>
+            <w:vAlign w:val="top"/>
+          </w:tcPr>
+          <w:p>
+            <w:pPr>
+              <w:spacing w:after="0" w:before="0"/>
+            </w:pPr>
+            <w:r>
+              <w:rPr>
+                <w:sz w:val="19"/>
+                <w:szCs w:val="19"/>
+              </w:rPr>
+              <w:t xml:space="preserve">Two number lines lined up so matching tick marks show two units for the same amount.</w:t>
+            </w:r>
+          </w:p>
+        </w:tc>
+        <w:tc>
+          <w:tcPr>
+            <w:tcW w:type="dxa" w:w="2200"/>
+            <w:tcMar>
+              <w:top w:type="dxa" w:w="60"/>
+              <w:left w:type="dxa" w:w="100"/>
+              <w:bottom w:type="dxa" w:w="60"/>
+              <w:right w:type="dxa" w:w="100"/>
+            </w:tcMar>
+            <w:vAlign w:val="top"/>
+          </w:tcPr>
+          <w:p>
+            <w:pPr>
+              <w:spacing w:after="30" w:before="0"/>
+            </w:pPr>
+            <w:r>
+              <w:rPr>
+                <w:i/>
+                <w:iCs/>
+                <w:color w:val="5E6E7E"/>
+                <w:sz w:val="18"/>
+                <w:szCs w:val="18"/>
+              </w:rPr>
+              <w:t xml:space="preserve">Not Double number line: write a counter-example that does not fit the rule.</w:t>
+            </w:r>
+          </w:p>
+          <w:p>
+            <w:pPr>
+              <w:spacing w:after="50" w:before="0"/>
+            </w:pPr>
+            <w:r>
+              <w:rPr>
+                <w:color w:val="BBBBBB"/>
+                <w:sz w:val="18"/>
+                <w:szCs w:val="18"/>
+              </w:rPr>
+              <w:t xml:space="preserve">____________________________</w:t>
+            </w:r>
+          </w:p>
+        </w:tc>
+        <w:tc>
+          <w:tcPr>
+            <w:tcW w:type="dxa" w:w="2200"/>
+            <w:tcMar>
+              <w:top w:type="dxa" w:w="60"/>
+              <w:left w:type="dxa" w:w="100"/>
+              <w:bottom w:type="dxa" w:w="60"/>
+              <w:right w:type="dxa" w:w="100"/>
+            </w:tcMar>
+            <w:vAlign w:val="top"/>
+          </w:tcPr>
+          <w:p>
+            <w:pPr>
+              <w:spacing w:after="0" w:before="0"/>
+            </w:pPr>
+            <w:r>
+              <w:rPr>
+                <w:i/>
+                <w:iCs/>
+                <w:color w:val="5E6E7E"/>
+                <w:sz w:val="18"/>
+                <w:szCs w:val="18"/>
+              </w:rPr>
+              <w:t xml:space="preserve">Liters 0, 1, 2, 3, 4 above milliliters 0, 1,000, 2,000, 3,000, 4,000</w:t>
+            </w:r>
+          </w:p>
+        </w:tc>
+      </w:tr>
+      <w:tr>
+        <w:trPr>
+          <w:cantSplit/>
+        </w:trPr>
+        <w:tc>
+          <w:tcPr>
+            <w:tcW w:type="dxa" w:w="1800"/>
+            <w:tcMar>
+              <w:top w:type="dxa" w:w="60"/>
+              <w:left w:type="dxa" w:w="100"/>
+              <w:bottom w:type="dxa" w:w="60"/>
+              <w:right w:type="dxa" w:w="100"/>
+            </w:tcMar>
+            <w:vAlign w:val="top"/>
+          </w:tcPr>
+          <w:p>
+            <w:pPr>
+              <w:spacing w:after="20" w:before="0"/>
+            </w:pPr>
+            <w:r>
+              <w:rPr>
+                <w:b/>
+                <w:bCs/>
+                <w:color w:val="0F2B3C"/>
+                <w:sz w:val="20"/>
+                <w:szCs w:val="20"/>
+              </w:rPr>
+              <w:t xml:space="preserve">Ratio table</w:t>
+            </w:r>
+          </w:p>
+          <w:p>
+            <w:pPr>
+              <w:spacing w:after="0" w:before="0"/>
+            </w:pPr>
+            <w:r>
+              <w:rPr>
+                <w:i/>
+                <w:iCs/>
+                <w:color w:val="5E6E7E"/>
+                <w:sz w:val="18"/>
+                <w:szCs w:val="18"/>
+              </w:rPr>
+              <w:t xml:space="preserve">Tabla de razones</w:t>
+            </w:r>
+          </w:p>
+        </w:tc>
+        <w:tc>
+          <w:tcPr>
+            <w:tcW w:type="dxa" w:w="3160"/>
+            <w:tcMar>
+              <w:top w:type="dxa" w:w="60"/>
+              <w:left w:type="dxa" w:w="100"/>
+              <w:bottom w:type="dxa" w:w="60"/>
+              <w:right w:type="dxa" w:w="100"/>
+            </w:tcMar>
+            <w:vAlign w:val="top"/>
+          </w:tcPr>
+          <w:p>
+            <w:pPr>
+              <w:spacing w:after="0" w:before="0"/>
+            </w:pPr>
+            <w:r>
+              <w:rPr>
+                <w:sz w:val="19"/>
+                <w:szCs w:val="19"/>
+              </w:rPr>
+              <w:t xml:space="preserve">A table of equal ratios that lets you scale a conversion up or down one row at a time.</w:t>
+            </w:r>
+          </w:p>
+        </w:tc>
+        <w:tc>
+          <w:tcPr>
+            <w:tcW w:type="dxa" w:w="2200"/>
+            <w:tcMar>
+              <w:top w:type="dxa" w:w="60"/>
+              <w:left w:type="dxa" w:w="100"/>
+              <w:bottom w:type="dxa" w:w="60"/>
+              <w:right w:type="dxa" w:w="100"/>
+            </w:tcMar>
+            <w:vAlign w:val="top"/>
+          </w:tcPr>
+          <w:p>
+            <w:pPr>
+              <w:spacing w:after="30" w:before="0"/>
+            </w:pPr>
+            <w:r>
+              <w:rPr>
+                <w:i/>
+                <w:iCs/>
+                <w:color w:val="5E6E7E"/>
+                <w:sz w:val="18"/>
+                <w:szCs w:val="18"/>
+              </w:rPr>
+              <w:t xml:space="preserve">Not Ratio table: write a counter-example that does not fit the rule.</w:t>
+            </w:r>
+          </w:p>
+          <w:p>
+            <w:pPr>
+              <w:spacing w:after="50" w:before="0"/>
+            </w:pPr>
+            <w:r>
+              <w:rPr>
+                <w:color w:val="BBBBBB"/>
+                <w:sz w:val="18"/>
+                <w:szCs w:val="18"/>
+              </w:rPr>
+              <w:t xml:space="preserve">____________________________</w:t>
+            </w:r>
+          </w:p>
+        </w:tc>
+        <w:tc>
+          <w:tcPr>
+            <w:tcW w:type="dxa" w:w="2200"/>
+            <w:tcMar>
+              <w:top w:type="dxa" w:w="60"/>
+              <w:left w:type="dxa" w:w="100"/>
+              <w:bottom w:type="dxa" w:w="60"/>
+              <w:right w:type="dxa" w:w="100"/>
+            </w:tcMar>
+            <w:vAlign w:val="top"/>
+          </w:tcPr>
+          <w:p>
+            <w:pPr>
+              <w:spacing w:after="0" w:before="0"/>
+            </w:pPr>
+            <w:r>
+              <w:rPr>
+                <w:i/>
+                <w:iCs/>
+                <w:color w:val="5E6E7E"/>
+                <w:sz w:val="18"/>
+                <w:szCs w:val="18"/>
+              </w:rPr>
+              <w:t xml:space="preserve">1 ft : 12 in, 2 ft : 24 in, 4 ft : 48 in</w:t>
+            </w:r>
+          </w:p>
+        </w:tc>
+      </w:tr>
+      <w:tr>
+        <w:trPr>
+          <w:cantSplit/>
+        </w:trPr>
+        <w:tc>
+          <w:tcPr>
+            <w:tcW w:type="dxa" w:w="1800"/>
+            <w:tcMar>
+              <w:top w:type="dxa" w:w="60"/>
+              <w:left w:type="dxa" w:w="100"/>
+              <w:bottom w:type="dxa" w:w="60"/>
+              <w:right w:type="dxa" w:w="100"/>
+            </w:tcMar>
+            <w:vAlign w:val="top"/>
+          </w:tcPr>
+          <w:p>
+            <w:pPr>
+              <w:spacing w:after="20" w:before="0"/>
+            </w:pPr>
+            <w:r>
+              <w:rPr>
+                <w:b/>
+                <w:bCs/>
+                <w:color w:val="0F2B3C"/>
+                <w:sz w:val="20"/>
+                <w:szCs w:val="20"/>
+              </w:rPr>
+              <w:t xml:space="preserve">Customary units</w:t>
+            </w:r>
+          </w:p>
+          <w:p>
+            <w:pPr>
+              <w:spacing w:after="0" w:before="0"/>
+            </w:pPr>
+            <w:r>
+              <w:rPr>
+                <w:i/>
+                <w:iCs/>
+                <w:color w:val="5E6E7E"/>
+                <w:sz w:val="18"/>
+                <w:szCs w:val="18"/>
+              </w:rPr>
+              <w:t xml:space="preserve">Unidades del sistema usual</w:t>
+            </w:r>
+          </w:p>
+        </w:tc>
+        <w:tc>
+          <w:tcPr>
+            <w:tcW w:type="dxa" w:w="3160"/>
+            <w:tcMar>
+              <w:top w:type="dxa" w:w="60"/>
+              <w:left w:type="dxa" w:w="100"/>
+              <w:bottom w:type="dxa" w:w="60"/>
+              <w:right w:type="dxa" w:w="100"/>
+            </w:tcMar>
+            <w:vAlign w:val="top"/>
+          </w:tcPr>
+          <w:p>
+            <w:pPr>
+              <w:spacing w:after="0" w:before="0"/>
+            </w:pPr>
+            <w:r>
+              <w:rPr>
+                <w:sz w:val="19"/>
+                <w:szCs w:val="19"/>
+              </w:rPr>
+              <w:t xml:space="preserve">The U.S. system of units: inch, foot, yard, mile, ounce, pound, cup, quart, gallon.</w:t>
+            </w:r>
+          </w:p>
+        </w:tc>
+        <w:tc>
+          <w:tcPr>
+            <w:tcW w:type="dxa" w:w="2200"/>
+            <w:tcMar>
+              <w:top w:type="dxa" w:w="60"/>
+              <w:left w:type="dxa" w:w="100"/>
+              <w:bottom w:type="dxa" w:w="60"/>
+              <w:right w:type="dxa" w:w="100"/>
+            </w:tcMar>
+            <w:vAlign w:val="top"/>
+          </w:tcPr>
+          <w:p>
+            <w:pPr>
+              <w:spacing w:after="30" w:before="0"/>
+            </w:pPr>
+            <w:r>
+              <w:rPr>
+                <w:i/>
+                <w:iCs/>
+                <w:color w:val="5E6E7E"/>
+                <w:sz w:val="18"/>
+                <w:szCs w:val="18"/>
+              </w:rPr>
+              <w:t xml:space="preserve">Not Customary units: write a counter-example that does not fit the rule.</w:t>
+            </w:r>
+          </w:p>
+          <w:p>
+            <w:pPr>
+              <w:spacing w:after="50" w:before="0"/>
+            </w:pPr>
+            <w:r>
+              <w:rPr>
+                <w:color w:val="BBBBBB"/>
+                <w:sz w:val="18"/>
+                <w:szCs w:val="18"/>
+              </w:rPr>
+              <w:t xml:space="preserve">____________________________</w:t>
+            </w:r>
+          </w:p>
+        </w:tc>
+        <w:tc>
+          <w:tcPr>
+            <w:tcW w:type="dxa" w:w="2200"/>
+            <w:tcMar>
+              <w:top w:type="dxa" w:w="60"/>
+              <w:left w:type="dxa" w:w="100"/>
+              <w:bottom w:type="dxa" w:w="60"/>
+              <w:right w:type="dxa" w:w="100"/>
+            </w:tcMar>
+            <w:vAlign w:val="top"/>
+          </w:tcPr>
+          <w:p>
+            <w:pPr>
+              <w:spacing w:after="0" w:before="0"/>
+            </w:pPr>
+            <w:r>
+              <w:rPr>
+                <w:i/>
+                <w:iCs/>
+                <w:color w:val="5E6E7E"/>
+                <w:sz w:val="18"/>
+                <w:szCs w:val="18"/>
+              </w:rPr>
+              <w:t xml:space="preserve">12 in = 1 ft</w:t>
+            </w:r>
+          </w:p>
+        </w:tc>
+      </w:tr>
+      <w:tr>
+        <w:trPr>
+          <w:cantSplit/>
+        </w:trPr>
+        <w:tc>
+          <w:tcPr>
+            <w:tcW w:type="dxa" w:w="1800"/>
+            <w:tcMar>
+              <w:top w:type="dxa" w:w="60"/>
+              <w:left w:type="dxa" w:w="100"/>
+              <w:bottom w:type="dxa" w:w="60"/>
+              <w:right w:type="dxa" w:w="100"/>
+            </w:tcMar>
+            <w:vAlign w:val="top"/>
+          </w:tcPr>
+          <w:p>
+            <w:pPr>
+              <w:spacing w:after="20" w:before="0"/>
+            </w:pPr>
+            <w:r>
+              <w:rPr>
+                <w:b/>
+                <w:bCs/>
+                <w:color w:val="0F2B3C"/>
+                <w:sz w:val="20"/>
+                <w:szCs w:val="20"/>
+              </w:rPr>
+              <w:t xml:space="preserve">Metric units</w:t>
+            </w:r>
+          </w:p>
+          <w:p>
+            <w:pPr>
+              <w:spacing w:after="0" w:before="0"/>
+            </w:pPr>
+            <w:r>
+              <w:rPr>
+                <w:i/>
+                <w:iCs/>
+                <w:color w:val="5E6E7E"/>
+                <w:sz w:val="18"/>
+                <w:szCs w:val="18"/>
+              </w:rPr>
+              <w:t xml:space="preserve">Unidades métricas</w:t>
+            </w:r>
+          </w:p>
+        </w:tc>
+        <w:tc>
+          <w:tcPr>
+            <w:tcW w:type="dxa" w:w="3160"/>
+            <w:tcMar>
+              <w:top w:type="dxa" w:w="60"/>
+              <w:left w:type="dxa" w:w="100"/>
+              <w:bottom w:type="dxa" w:w="60"/>
+              <w:right w:type="dxa" w:w="100"/>
+            </w:tcMar>
+            <w:vAlign w:val="top"/>
+          </w:tcPr>
+          <w:p>
+            <w:pPr>
+              <w:spacing w:after="0" w:before="0"/>
+            </w:pPr>
+            <w:r>
+              <w:rPr>
+                <w:sz w:val="19"/>
+                <w:szCs w:val="19"/>
+              </w:rPr>
+              <w:t xml:space="preserve">The base-10 system of units: meter, gram, liter.</w:t>
+            </w:r>
+          </w:p>
+        </w:tc>
+        <w:tc>
+          <w:tcPr>
+            <w:tcW w:type="dxa" w:w="2200"/>
+            <w:tcMar>
+              <w:top w:type="dxa" w:w="60"/>
+              <w:left w:type="dxa" w:w="100"/>
+              <w:bottom w:type="dxa" w:w="60"/>
+              <w:right w:type="dxa" w:w="100"/>
+            </w:tcMar>
+            <w:vAlign w:val="top"/>
+          </w:tcPr>
+          <w:p>
+            <w:pPr>
+              <w:spacing w:after="30" w:before="0"/>
+            </w:pPr>
+            <w:r>
+              <w:rPr>
+                <w:i/>
+                <w:iCs/>
+                <w:color w:val="5E6E7E"/>
+                <w:sz w:val="18"/>
+                <w:szCs w:val="18"/>
+              </w:rPr>
+              <w:t xml:space="preserve">Not Metric units: write a counter-example that does not fit the rule.</w:t>
+            </w:r>
+          </w:p>
+          <w:p>
+            <w:pPr>
+              <w:spacing w:after="50" w:before="0"/>
+            </w:pPr>
+            <w:r>
+              <w:rPr>
+                <w:color w:val="BBBBBB"/>
+                <w:sz w:val="18"/>
+                <w:szCs w:val="18"/>
+              </w:rPr>
+              <w:t xml:space="preserve">____________________________</w:t>
+            </w:r>
+          </w:p>
+        </w:tc>
+        <w:tc>
+          <w:tcPr>
+            <w:tcW w:type="dxa" w:w="2200"/>
+            <w:tcMar>
+              <w:top w:type="dxa" w:w="60"/>
+              <w:left w:type="dxa" w:w="100"/>
+              <w:bottom w:type="dxa" w:w="60"/>
+              <w:right w:type="dxa" w:w="100"/>
+            </w:tcMar>
+            <w:vAlign w:val="top"/>
+          </w:tcPr>
+          <w:p>
+            <w:pPr>
+              <w:spacing w:after="0" w:before="0"/>
+            </w:pPr>
+            <w:r>
+              <w:rPr>
+                <w:i/>
+                <w:iCs/>
+                <w:color w:val="5E6E7E"/>
+                <w:sz w:val="18"/>
+                <w:szCs w:val="18"/>
+              </w:rPr>
+              <w:t xml:space="preserve">1 km = 1,000 m</w:t>
+            </w:r>
+          </w:p>
+        </w:tc>
+      </w:tr>
+    </w:tbl>
+    <w:p>
+      <w:pPr>
+        <w:spacing w:after="120" w:before="140"/>
       </w:pPr>
       <w:r>
         <w:rPr>
@@ -127,73 +1517,922 @@
         <w:t xml:space="preserve">Scale up one step at a time.</w:t>
       </w:r>
     </w:p>
-    <w:p>
-      <w:pPr>
-        <w:spacing w:after="40" w:before="0"/>
-      </w:pPr>
-      <w:r>
-        <w:rPr>
-          <w:sz w:val="22"/>
-          <w:szCs w:val="22"/>
-        </w:rPr>
-        <w:t xml:space="preserve">1.  1 pencil costs $2. Two pencils cost 2 × $2 = $___?</w:t>
-      </w:r>
-    </w:p>
-    <w:p>
-      <w:pPr>
-        <w:spacing w:after="80" w:before="0"/>
-      </w:pPr>
-      <w:r>
-        <w:rPr>
-          <w:color w:val="BBBBBB"/>
-        </w:rPr>
-        <w:t xml:space="preserve">____________________________________________________</w:t>
-      </w:r>
-    </w:p>
-    <w:p>
-      <w:pPr>
-        <w:spacing w:after="40" w:before="0"/>
-      </w:pPr>
-      <w:r>
-        <w:rPr>
-          <w:sz w:val="22"/>
-          <w:szCs w:val="22"/>
-        </w:rPr>
-        <w:t xml:space="preserve">2.  Three pencils cost 3 × $2 = $___?</w:t>
-      </w:r>
-    </w:p>
-    <w:p>
-      <w:pPr>
-        <w:spacing w:after="80" w:before="0"/>
-      </w:pPr>
-      <w:r>
-        <w:rPr>
-          <w:color w:val="BBBBBB"/>
-        </w:rPr>
-        <w:t xml:space="preserve">____________________________________________________</w:t>
-      </w:r>
-    </w:p>
-    <w:p>
-      <w:pPr>
-        <w:spacing w:after="40" w:before="0"/>
-      </w:pPr>
-      <w:r>
-        <w:rPr>
-          <w:sz w:val="22"/>
-          <w:szCs w:val="22"/>
-        </w:rPr>
-        <w:t xml:space="preserve">3.  So 4 pencils cost 4 × $2 = $___?</w:t>
-      </w:r>
-    </w:p>
-    <w:p>
-      <w:pPr>
-        <w:spacing w:after="80" w:before="0"/>
-      </w:pPr>
-      <w:r>
-        <w:rPr>
-          <w:color w:val="BBBBBB"/>
-        </w:rPr>
-        <w:t xml:space="preserve">____________________________________________________</w:t>
+    <w:tbl>
+      <w:tblPr>
+        <w:tblW w:type="dxa" w:w="9360"/>
+        <w:tblBorders>
+          <w:top w:val="single" w:color="C7D2DD" w:sz="6"/>
+          <w:left w:val="single" w:color="C7D2DD" w:sz="6"/>
+          <w:bottom w:val="single" w:color="C7D2DD" w:sz="6"/>
+          <w:right w:val="single" w:color="C7D2DD" w:sz="6"/>
+          <w:insideH w:val="single" w:color="C7D2DD" w:sz="6"/>
+          <w:insideV w:val="single" w:color="C7D2DD" w:sz="6"/>
+        </w:tblBorders>
+      </w:tblPr>
+      <w:tblGrid>
+        <w:gridCol w:w="2800"/>
+        <w:gridCol w:w="3560"/>
+        <w:gridCol w:w="3000"/>
+      </w:tblGrid>
+      <w:tr>
+        <w:trPr>
+          <w:cantSplit/>
+          <w:tblHeader/>
+        </w:trPr>
+        <w:tc>
+          <w:tcPr>
+            <w:tcW w:type="dxa" w:w="2800"/>
+            <w:shd w:fill="EEF4F8" w:color="auto" w:val="clear"/>
+            <w:tcMar>
+              <w:top w:type="dxa" w:w="60"/>
+              <w:left w:type="dxa" w:w="100"/>
+              <w:bottom w:type="dxa" w:w="60"/>
+              <w:right w:type="dxa" w:w="100"/>
+            </w:tcMar>
+          </w:tcPr>
+          <w:p>
+            <w:pPr>
+              <w:spacing w:after="0" w:before="0"/>
+            </w:pPr>
+            <w:r>
+              <w:rPr>
+                <w:b/>
+                <w:bCs/>
+                <w:color w:val="0F2B3C"/>
+                <w:sz w:val="16"/>
+                <w:szCs w:val="16"/>
+              </w:rPr>
+              <w:t xml:space="preserve">CORE PROBLEM / GIVEN REPRESENTATION</w:t>
+            </w:r>
+          </w:p>
+        </w:tc>
+        <w:tc>
+          <w:tcPr>
+            <w:tcW w:type="dxa" w:w="3560"/>
+            <w:shd w:fill="EEF4F8" w:color="auto" w:val="clear"/>
+            <w:tcMar>
+              <w:top w:type="dxa" w:w="60"/>
+              <w:left w:type="dxa" w:w="100"/>
+              <w:bottom w:type="dxa" w:w="60"/>
+              <w:right w:type="dxa" w:w="100"/>
+            </w:tcMar>
+          </w:tcPr>
+          <w:p>
+            <w:pPr>
+              <w:spacing w:after="0" w:before="0"/>
+            </w:pPr>
+            <w:r>
+              <w:rPr>
+                <w:b/>
+                <w:bCs/>
+                <w:color w:val="0F2B3C"/>
+                <w:sz w:val="16"/>
+                <w:szCs w:val="16"/>
+              </w:rPr>
+              <w:t xml:space="preserve">WORKING SPACE / CALCULATION STEPS</w:t>
+            </w:r>
+          </w:p>
+        </w:tc>
+        <w:tc>
+          <w:tcPr>
+            <w:tcW w:type="dxa" w:w="3000"/>
+            <w:shd w:fill="FBF3E2" w:color="auto" w:val="clear"/>
+            <w:tcMar>
+              <w:top w:type="dxa" w:w="60"/>
+              <w:left w:type="dxa" w:w="100"/>
+              <w:bottom w:type="dxa" w:w="60"/>
+              <w:right w:type="dxa" w:w="100"/>
+            </w:tcMar>
+          </w:tcPr>
+          <w:p>
+            <w:pPr>
+              <w:spacing w:after="0" w:before="0"/>
+            </w:pPr>
+            <w:r>
+              <w:rPr>
+                <w:b/>
+                <w:bCs/>
+                <w:color w:val="7A5400"/>
+                <w:sz w:val="16"/>
+                <w:szCs w:val="16"/>
+              </w:rPr>
+              <w:t xml:space="preserve">EXPLAIN YOUR REASONING</w:t>
+            </w:r>
+          </w:p>
+        </w:tc>
+      </w:tr>
+      <w:tr>
+        <w:trPr>
+          <w:cantSplit/>
+        </w:trPr>
+        <w:tc>
+          <w:tcPr>
+            <w:tcW w:type="dxa" w:w="2800"/>
+            <w:tcMar>
+              <w:top w:type="dxa" w:w="80"/>
+              <w:left w:type="dxa" w:w="100"/>
+              <w:bottom w:type="dxa" w:w="80"/>
+              <w:right w:type="dxa" w:w="100"/>
+            </w:tcMar>
+            <w:vAlign w:val="top"/>
+          </w:tcPr>
+          <w:p>
+            <w:pPr>
+              <w:spacing w:after="40" w:before="0"/>
+            </w:pPr>
+            <w:r>
+              <w:rPr>
+                <w:b/>
+                <w:bCs/>
+                <w:color w:val="0F2B3C"/>
+                <w:sz w:val="20"/>
+                <w:szCs w:val="20"/>
+              </w:rPr>
+              <w:t xml:space="preserve">1.  1 pencil costs $2. Two pencils cost 2 × $2 = $___?</w:t>
+            </w:r>
+          </w:p>
+        </w:tc>
+        <w:tc>
+          <w:tcPr>
+            <w:tcW w:type="dxa" w:w="3560"/>
+            <w:tcMar>
+              <w:top w:type="dxa" w:w="80"/>
+              <w:left w:type="dxa" w:w="100"/>
+              <w:bottom w:type="dxa" w:w="80"/>
+              <w:right w:type="dxa" w:w="100"/>
+            </w:tcMar>
+            <w:vAlign w:val="top"/>
+          </w:tcPr>
+          <w:p>
+            <w:pPr>
+              <w:spacing w:after="50" w:before="0"/>
+            </w:pPr>
+            <w:r>
+              <w:rPr>
+                <w:color w:val="BBBBBB"/>
+                <w:sz w:val="18"/>
+                <w:szCs w:val="18"/>
+              </w:rPr>
+              <w:t xml:space="preserve">____________________________</w:t>
+            </w:r>
+          </w:p>
+          <w:p>
+            <w:pPr>
+              <w:spacing w:after="50" w:before="0"/>
+            </w:pPr>
+            <w:r>
+              <w:rPr>
+                <w:color w:val="BBBBBB"/>
+                <w:sz w:val="18"/>
+                <w:szCs w:val="18"/>
+              </w:rPr>
+              <w:t xml:space="preserve">____________________________</w:t>
+            </w:r>
+          </w:p>
+          <w:p>
+            <w:pPr>
+              <w:spacing w:after="50" w:before="0"/>
+            </w:pPr>
+            <w:r>
+              <w:rPr>
+                <w:color w:val="BBBBBB"/>
+                <w:sz w:val="18"/>
+                <w:szCs w:val="18"/>
+              </w:rPr>
+              <w:t xml:space="preserve">____________________________</w:t>
+            </w:r>
+          </w:p>
+          <w:p>
+            <w:pPr>
+              <w:spacing w:after="50" w:before="0"/>
+            </w:pPr>
+            <w:r>
+              <w:rPr>
+                <w:color w:val="BBBBBB"/>
+                <w:sz w:val="18"/>
+                <w:szCs w:val="18"/>
+              </w:rPr>
+              <w:t xml:space="preserve">____________________________</w:t>
+            </w:r>
+          </w:p>
+        </w:tc>
+        <w:tc>
+          <w:tcPr>
+            <w:tcW w:type="dxa" w:w="3000"/>
+            <w:shd w:fill="FBF3E2" w:color="auto" w:val="clear"/>
+            <w:tcMar>
+              <w:top w:type="dxa" w:w="80"/>
+              <w:left w:type="dxa" w:w="100"/>
+              <w:bottom w:type="dxa" w:w="80"/>
+              <w:right w:type="dxa" w:w="100"/>
+            </w:tcMar>
+            <w:vAlign w:val="top"/>
+          </w:tcPr>
+          <w:p>
+            <w:pPr>
+              <w:spacing w:after="30" w:before="0"/>
+            </w:pPr>
+            <w:r>
+              <w:rPr>
+                <w:b/>
+                <w:bCs/>
+                <w:color w:val="0F2B3C"/>
+                <w:sz w:val="18"/>
+                <w:szCs w:val="18"/>
+              </w:rPr>
+              <w:t xml:space="preserve">Because... ________________</w:t>
+            </w:r>
+          </w:p>
+          <w:p>
+            <w:pPr>
+              <w:spacing w:after="50" w:before="0"/>
+            </w:pPr>
+            <w:r>
+              <w:rPr>
+                <w:color w:val="BBBBBB"/>
+                <w:sz w:val="18"/>
+                <w:szCs w:val="18"/>
+              </w:rPr>
+              <w:t xml:space="preserve">____________________________</w:t>
+            </w:r>
+          </w:p>
+          <w:p>
+            <w:pPr>
+              <w:spacing w:after="30" w:before="40"/>
+            </w:pPr>
+            <w:r>
+              <w:rPr>
+                <w:b/>
+                <w:bCs/>
+                <w:color w:val="1A6FB5"/>
+                <w:sz w:val="18"/>
+                <w:szCs w:val="18"/>
+              </w:rPr>
+              <w:t xml:space="preserve">Although... _______________</w:t>
+            </w:r>
+          </w:p>
+          <w:p>
+            <w:pPr>
+              <w:spacing w:after="50" w:before="0"/>
+            </w:pPr>
+            <w:r>
+              <w:rPr>
+                <w:color w:val="BBBBBB"/>
+                <w:sz w:val="18"/>
+                <w:szCs w:val="18"/>
+              </w:rPr>
+              <w:t xml:space="preserve">____________________________</w:t>
+            </w:r>
+          </w:p>
+          <w:p>
+            <w:pPr>
+              <w:spacing w:after="30" w:before="40"/>
+            </w:pPr>
+            <w:r>
+              <w:rPr>
+                <w:b/>
+                <w:bCs/>
+                <w:color w:val="7A5400"/>
+                <w:sz w:val="18"/>
+                <w:szCs w:val="18"/>
+              </w:rPr>
+              <w:t xml:space="preserve">Therefore... ______________</w:t>
+            </w:r>
+          </w:p>
+          <w:p>
+            <w:pPr>
+              <w:spacing w:after="50" w:before="0"/>
+            </w:pPr>
+            <w:r>
+              <w:rPr>
+                <w:color w:val="BBBBBB"/>
+                <w:sz w:val="18"/>
+                <w:szCs w:val="18"/>
+              </w:rPr>
+              <w:t xml:space="preserve">____________________________</w:t>
+            </w:r>
+          </w:p>
+        </w:tc>
+      </w:tr>
+    </w:tbl>
+    <w:p>
+      <w:pPr>
+        <w:spacing w:after="60" w:before="0"/>
+      </w:pPr>
+      <w:r>
+        <w:t xml:space="preserve"/>
+      </w:r>
+    </w:p>
+    <w:tbl>
+      <w:tblPr>
+        <w:tblW w:type="dxa" w:w="9360"/>
+        <w:tblBorders>
+          <w:top w:val="single" w:color="C7D2DD" w:sz="6"/>
+          <w:left w:val="single" w:color="C7D2DD" w:sz="6"/>
+          <w:bottom w:val="single" w:color="C7D2DD" w:sz="6"/>
+          <w:right w:val="single" w:color="C7D2DD" w:sz="6"/>
+          <w:insideH w:val="single" w:color="C7D2DD" w:sz="6"/>
+          <w:insideV w:val="single" w:color="C7D2DD" w:sz="6"/>
+        </w:tblBorders>
+      </w:tblPr>
+      <w:tblGrid>
+        <w:gridCol w:w="2800"/>
+        <w:gridCol w:w="3560"/>
+        <w:gridCol w:w="3000"/>
+      </w:tblGrid>
+      <w:tr>
+        <w:trPr>
+          <w:cantSplit/>
+          <w:tblHeader/>
+        </w:trPr>
+        <w:tc>
+          <w:tcPr>
+            <w:tcW w:type="dxa" w:w="2800"/>
+            <w:shd w:fill="EEF4F8" w:color="auto" w:val="clear"/>
+            <w:tcMar>
+              <w:top w:type="dxa" w:w="60"/>
+              <w:left w:type="dxa" w:w="100"/>
+              <w:bottom w:type="dxa" w:w="60"/>
+              <w:right w:type="dxa" w:w="100"/>
+            </w:tcMar>
+          </w:tcPr>
+          <w:p>
+            <w:pPr>
+              <w:spacing w:after="0" w:before="0"/>
+            </w:pPr>
+            <w:r>
+              <w:rPr>
+                <w:b/>
+                <w:bCs/>
+                <w:color w:val="0F2B3C"/>
+                <w:sz w:val="16"/>
+                <w:szCs w:val="16"/>
+              </w:rPr>
+              <w:t xml:space="preserve">CORE PROBLEM / GIVEN REPRESENTATION</w:t>
+            </w:r>
+          </w:p>
+        </w:tc>
+        <w:tc>
+          <w:tcPr>
+            <w:tcW w:type="dxa" w:w="3560"/>
+            <w:shd w:fill="EEF4F8" w:color="auto" w:val="clear"/>
+            <w:tcMar>
+              <w:top w:type="dxa" w:w="60"/>
+              <w:left w:type="dxa" w:w="100"/>
+              <w:bottom w:type="dxa" w:w="60"/>
+              <w:right w:type="dxa" w:w="100"/>
+            </w:tcMar>
+          </w:tcPr>
+          <w:p>
+            <w:pPr>
+              <w:spacing w:after="0" w:before="0"/>
+            </w:pPr>
+            <w:r>
+              <w:rPr>
+                <w:b/>
+                <w:bCs/>
+                <w:color w:val="0F2B3C"/>
+                <w:sz w:val="16"/>
+                <w:szCs w:val="16"/>
+              </w:rPr>
+              <w:t xml:space="preserve">WORKING SPACE / CALCULATION STEPS</w:t>
+            </w:r>
+          </w:p>
+        </w:tc>
+        <w:tc>
+          <w:tcPr>
+            <w:tcW w:type="dxa" w:w="3000"/>
+            <w:shd w:fill="FBF3E2" w:color="auto" w:val="clear"/>
+            <w:tcMar>
+              <w:top w:type="dxa" w:w="60"/>
+              <w:left w:type="dxa" w:w="100"/>
+              <w:bottom w:type="dxa" w:w="60"/>
+              <w:right w:type="dxa" w:w="100"/>
+            </w:tcMar>
+          </w:tcPr>
+          <w:p>
+            <w:pPr>
+              <w:spacing w:after="0" w:before="0"/>
+            </w:pPr>
+            <w:r>
+              <w:rPr>
+                <w:b/>
+                <w:bCs/>
+                <w:color w:val="7A5400"/>
+                <w:sz w:val="16"/>
+                <w:szCs w:val="16"/>
+              </w:rPr>
+              <w:t xml:space="preserve">EXPLAIN YOUR REASONING</w:t>
+            </w:r>
+          </w:p>
+        </w:tc>
+      </w:tr>
+      <w:tr>
+        <w:trPr>
+          <w:cantSplit/>
+        </w:trPr>
+        <w:tc>
+          <w:tcPr>
+            <w:tcW w:type="dxa" w:w="2800"/>
+            <w:tcMar>
+              <w:top w:type="dxa" w:w="80"/>
+              <w:left w:type="dxa" w:w="100"/>
+              <w:bottom w:type="dxa" w:w="80"/>
+              <w:right w:type="dxa" w:w="100"/>
+            </w:tcMar>
+            <w:vAlign w:val="top"/>
+          </w:tcPr>
+          <w:p>
+            <w:pPr>
+              <w:spacing w:after="40" w:before="0"/>
+            </w:pPr>
+            <w:r>
+              <w:rPr>
+                <w:b/>
+                <w:bCs/>
+                <w:color w:val="0F2B3C"/>
+                <w:sz w:val="20"/>
+                <w:szCs w:val="20"/>
+              </w:rPr>
+              <w:t xml:space="preserve">2.  Three pencils cost 3 × $2 = $___?</w:t>
+            </w:r>
+          </w:p>
+        </w:tc>
+        <w:tc>
+          <w:tcPr>
+            <w:tcW w:type="dxa" w:w="3560"/>
+            <w:tcMar>
+              <w:top w:type="dxa" w:w="80"/>
+              <w:left w:type="dxa" w:w="100"/>
+              <w:bottom w:type="dxa" w:w="80"/>
+              <w:right w:type="dxa" w:w="100"/>
+            </w:tcMar>
+            <w:vAlign w:val="top"/>
+          </w:tcPr>
+          <w:p>
+            <w:pPr>
+              <w:spacing w:after="50" w:before="0"/>
+            </w:pPr>
+            <w:r>
+              <w:rPr>
+                <w:color w:val="BBBBBB"/>
+                <w:sz w:val="18"/>
+                <w:szCs w:val="18"/>
+              </w:rPr>
+              <w:t xml:space="preserve">____________________________</w:t>
+            </w:r>
+          </w:p>
+          <w:p>
+            <w:pPr>
+              <w:spacing w:after="50" w:before="0"/>
+            </w:pPr>
+            <w:r>
+              <w:rPr>
+                <w:color w:val="BBBBBB"/>
+                <w:sz w:val="18"/>
+                <w:szCs w:val="18"/>
+              </w:rPr>
+              <w:t xml:space="preserve">____________________________</w:t>
+            </w:r>
+          </w:p>
+          <w:p>
+            <w:pPr>
+              <w:spacing w:after="50" w:before="0"/>
+            </w:pPr>
+            <w:r>
+              <w:rPr>
+                <w:color w:val="BBBBBB"/>
+                <w:sz w:val="18"/>
+                <w:szCs w:val="18"/>
+              </w:rPr>
+              <w:t xml:space="preserve">____________________________</w:t>
+            </w:r>
+          </w:p>
+          <w:p>
+            <w:pPr>
+              <w:spacing w:after="50" w:before="0"/>
+            </w:pPr>
+            <w:r>
+              <w:rPr>
+                <w:color w:val="BBBBBB"/>
+                <w:sz w:val="18"/>
+                <w:szCs w:val="18"/>
+              </w:rPr>
+              <w:t xml:space="preserve">____________________________</w:t>
+            </w:r>
+          </w:p>
+        </w:tc>
+        <w:tc>
+          <w:tcPr>
+            <w:tcW w:type="dxa" w:w="3000"/>
+            <w:shd w:fill="FBF3E2" w:color="auto" w:val="clear"/>
+            <w:tcMar>
+              <w:top w:type="dxa" w:w="80"/>
+              <w:left w:type="dxa" w:w="100"/>
+              <w:bottom w:type="dxa" w:w="80"/>
+              <w:right w:type="dxa" w:w="100"/>
+            </w:tcMar>
+            <w:vAlign w:val="top"/>
+          </w:tcPr>
+          <w:p>
+            <w:pPr>
+              <w:spacing w:after="30" w:before="0"/>
+            </w:pPr>
+            <w:r>
+              <w:rPr>
+                <w:b/>
+                <w:bCs/>
+                <w:color w:val="0F2B3C"/>
+                <w:sz w:val="18"/>
+                <w:szCs w:val="18"/>
+              </w:rPr>
+              <w:t xml:space="preserve">Because... ________________</w:t>
+            </w:r>
+          </w:p>
+          <w:p>
+            <w:pPr>
+              <w:spacing w:after="50" w:before="0"/>
+            </w:pPr>
+            <w:r>
+              <w:rPr>
+                <w:color w:val="BBBBBB"/>
+                <w:sz w:val="18"/>
+                <w:szCs w:val="18"/>
+              </w:rPr>
+              <w:t xml:space="preserve">____________________________</w:t>
+            </w:r>
+          </w:p>
+          <w:p>
+            <w:pPr>
+              <w:spacing w:after="30" w:before="40"/>
+            </w:pPr>
+            <w:r>
+              <w:rPr>
+                <w:b/>
+                <w:bCs/>
+                <w:color w:val="1A6FB5"/>
+                <w:sz w:val="18"/>
+                <w:szCs w:val="18"/>
+              </w:rPr>
+              <w:t xml:space="preserve">Although... _______________</w:t>
+            </w:r>
+          </w:p>
+          <w:p>
+            <w:pPr>
+              <w:spacing w:after="50" w:before="0"/>
+            </w:pPr>
+            <w:r>
+              <w:rPr>
+                <w:color w:val="BBBBBB"/>
+                <w:sz w:val="18"/>
+                <w:szCs w:val="18"/>
+              </w:rPr>
+              <w:t xml:space="preserve">____________________________</w:t>
+            </w:r>
+          </w:p>
+          <w:p>
+            <w:pPr>
+              <w:spacing w:after="30" w:before="40"/>
+            </w:pPr>
+            <w:r>
+              <w:rPr>
+                <w:b/>
+                <w:bCs/>
+                <w:color w:val="7A5400"/>
+                <w:sz w:val="18"/>
+                <w:szCs w:val="18"/>
+              </w:rPr>
+              <w:t xml:space="preserve">Therefore... ______________</w:t>
+            </w:r>
+          </w:p>
+          <w:p>
+            <w:pPr>
+              <w:spacing w:after="50" w:before="0"/>
+            </w:pPr>
+            <w:r>
+              <w:rPr>
+                <w:color w:val="BBBBBB"/>
+                <w:sz w:val="18"/>
+                <w:szCs w:val="18"/>
+              </w:rPr>
+              <w:t xml:space="preserve">____________________________</w:t>
+            </w:r>
+          </w:p>
+        </w:tc>
+      </w:tr>
+    </w:tbl>
+    <w:p>
+      <w:pPr>
+        <w:spacing w:after="60" w:before="0"/>
+      </w:pPr>
+      <w:r>
+        <w:t xml:space="preserve"/>
+      </w:r>
+    </w:p>
+    <w:tbl>
+      <w:tblPr>
+        <w:tblW w:type="dxa" w:w="9360"/>
+        <w:tblBorders>
+          <w:top w:val="single" w:color="C7D2DD" w:sz="6"/>
+          <w:left w:val="single" w:color="C7D2DD" w:sz="6"/>
+          <w:bottom w:val="single" w:color="C7D2DD" w:sz="6"/>
+          <w:right w:val="single" w:color="C7D2DD" w:sz="6"/>
+          <w:insideH w:val="single" w:color="C7D2DD" w:sz="6"/>
+          <w:insideV w:val="single" w:color="C7D2DD" w:sz="6"/>
+        </w:tblBorders>
+      </w:tblPr>
+      <w:tblGrid>
+        <w:gridCol w:w="2800"/>
+        <w:gridCol w:w="3560"/>
+        <w:gridCol w:w="3000"/>
+      </w:tblGrid>
+      <w:tr>
+        <w:trPr>
+          <w:cantSplit/>
+          <w:tblHeader/>
+        </w:trPr>
+        <w:tc>
+          <w:tcPr>
+            <w:tcW w:type="dxa" w:w="2800"/>
+            <w:shd w:fill="EEF4F8" w:color="auto" w:val="clear"/>
+            <w:tcMar>
+              <w:top w:type="dxa" w:w="60"/>
+              <w:left w:type="dxa" w:w="100"/>
+              <w:bottom w:type="dxa" w:w="60"/>
+              <w:right w:type="dxa" w:w="100"/>
+            </w:tcMar>
+          </w:tcPr>
+          <w:p>
+            <w:pPr>
+              <w:spacing w:after="0" w:before="0"/>
+            </w:pPr>
+            <w:r>
+              <w:rPr>
+                <w:b/>
+                <w:bCs/>
+                <w:color w:val="0F2B3C"/>
+                <w:sz w:val="16"/>
+                <w:szCs w:val="16"/>
+              </w:rPr>
+              <w:t xml:space="preserve">CORE PROBLEM / GIVEN REPRESENTATION</w:t>
+            </w:r>
+          </w:p>
+        </w:tc>
+        <w:tc>
+          <w:tcPr>
+            <w:tcW w:type="dxa" w:w="3560"/>
+            <w:shd w:fill="EEF4F8" w:color="auto" w:val="clear"/>
+            <w:tcMar>
+              <w:top w:type="dxa" w:w="60"/>
+              <w:left w:type="dxa" w:w="100"/>
+              <w:bottom w:type="dxa" w:w="60"/>
+              <w:right w:type="dxa" w:w="100"/>
+            </w:tcMar>
+          </w:tcPr>
+          <w:p>
+            <w:pPr>
+              <w:spacing w:after="0" w:before="0"/>
+            </w:pPr>
+            <w:r>
+              <w:rPr>
+                <w:b/>
+                <w:bCs/>
+                <w:color w:val="0F2B3C"/>
+                <w:sz w:val="16"/>
+                <w:szCs w:val="16"/>
+              </w:rPr>
+              <w:t xml:space="preserve">WORKING SPACE / CALCULATION STEPS</w:t>
+            </w:r>
+          </w:p>
+        </w:tc>
+        <w:tc>
+          <w:tcPr>
+            <w:tcW w:type="dxa" w:w="3000"/>
+            <w:shd w:fill="FBF3E2" w:color="auto" w:val="clear"/>
+            <w:tcMar>
+              <w:top w:type="dxa" w:w="60"/>
+              <w:left w:type="dxa" w:w="100"/>
+              <w:bottom w:type="dxa" w:w="60"/>
+              <w:right w:type="dxa" w:w="100"/>
+            </w:tcMar>
+          </w:tcPr>
+          <w:p>
+            <w:pPr>
+              <w:spacing w:after="0" w:before="0"/>
+            </w:pPr>
+            <w:r>
+              <w:rPr>
+                <w:b/>
+                <w:bCs/>
+                <w:color w:val="7A5400"/>
+                <w:sz w:val="16"/>
+                <w:szCs w:val="16"/>
+              </w:rPr>
+              <w:t xml:space="preserve">EXPLAIN YOUR REASONING</w:t>
+            </w:r>
+          </w:p>
+        </w:tc>
+      </w:tr>
+      <w:tr>
+        <w:trPr>
+          <w:cantSplit/>
+        </w:trPr>
+        <w:tc>
+          <w:tcPr>
+            <w:tcW w:type="dxa" w:w="2800"/>
+            <w:tcMar>
+              <w:top w:type="dxa" w:w="80"/>
+              <w:left w:type="dxa" w:w="100"/>
+              <w:bottom w:type="dxa" w:w="80"/>
+              <w:right w:type="dxa" w:w="100"/>
+            </w:tcMar>
+            <w:vAlign w:val="top"/>
+          </w:tcPr>
+          <w:p>
+            <w:pPr>
+              <w:spacing w:after="40" w:before="0"/>
+            </w:pPr>
+            <w:r>
+              <w:rPr>
+                <w:b/>
+                <w:bCs/>
+                <w:color w:val="0F2B3C"/>
+                <w:sz w:val="20"/>
+                <w:szCs w:val="20"/>
+              </w:rPr>
+              <w:t xml:space="preserve">3.  So 4 pencils cost 4 × $2 = $___?</w:t>
+            </w:r>
+          </w:p>
+        </w:tc>
+        <w:tc>
+          <w:tcPr>
+            <w:tcW w:type="dxa" w:w="3560"/>
+            <w:tcMar>
+              <w:top w:type="dxa" w:w="80"/>
+              <w:left w:type="dxa" w:w="100"/>
+              <w:bottom w:type="dxa" w:w="80"/>
+              <w:right w:type="dxa" w:w="100"/>
+            </w:tcMar>
+            <w:vAlign w:val="top"/>
+          </w:tcPr>
+          <w:p>
+            <w:pPr>
+              <w:spacing w:after="50" w:before="0"/>
+            </w:pPr>
+            <w:r>
+              <w:rPr>
+                <w:color w:val="BBBBBB"/>
+                <w:sz w:val="18"/>
+                <w:szCs w:val="18"/>
+              </w:rPr>
+              <w:t xml:space="preserve">____________________________</w:t>
+            </w:r>
+          </w:p>
+          <w:p>
+            <w:pPr>
+              <w:spacing w:after="50" w:before="0"/>
+            </w:pPr>
+            <w:r>
+              <w:rPr>
+                <w:color w:val="BBBBBB"/>
+                <w:sz w:val="18"/>
+                <w:szCs w:val="18"/>
+              </w:rPr>
+              <w:t xml:space="preserve">____________________________</w:t>
+            </w:r>
+          </w:p>
+          <w:p>
+            <w:pPr>
+              <w:spacing w:after="50" w:before="0"/>
+            </w:pPr>
+            <w:r>
+              <w:rPr>
+                <w:color w:val="BBBBBB"/>
+                <w:sz w:val="18"/>
+                <w:szCs w:val="18"/>
+              </w:rPr>
+              <w:t xml:space="preserve">____________________________</w:t>
+            </w:r>
+          </w:p>
+          <w:p>
+            <w:pPr>
+              <w:spacing w:after="50" w:before="0"/>
+            </w:pPr>
+            <w:r>
+              <w:rPr>
+                <w:color w:val="BBBBBB"/>
+                <w:sz w:val="18"/>
+                <w:szCs w:val="18"/>
+              </w:rPr>
+              <w:t xml:space="preserve">____________________________</w:t>
+            </w:r>
+          </w:p>
+        </w:tc>
+        <w:tc>
+          <w:tcPr>
+            <w:tcW w:type="dxa" w:w="3000"/>
+            <w:shd w:fill="FBF3E2" w:color="auto" w:val="clear"/>
+            <w:tcMar>
+              <w:top w:type="dxa" w:w="80"/>
+              <w:left w:type="dxa" w:w="100"/>
+              <w:bottom w:type="dxa" w:w="80"/>
+              <w:right w:type="dxa" w:w="100"/>
+            </w:tcMar>
+            <w:vAlign w:val="top"/>
+          </w:tcPr>
+          <w:p>
+            <w:pPr>
+              <w:spacing w:after="30" w:before="0"/>
+            </w:pPr>
+            <w:r>
+              <w:rPr>
+                <w:b/>
+                <w:bCs/>
+                <w:color w:val="0F2B3C"/>
+                <w:sz w:val="18"/>
+                <w:szCs w:val="18"/>
+              </w:rPr>
+              <w:t xml:space="preserve">Because... ________________</w:t>
+            </w:r>
+          </w:p>
+          <w:p>
+            <w:pPr>
+              <w:spacing w:after="50" w:before="0"/>
+            </w:pPr>
+            <w:r>
+              <w:rPr>
+                <w:color w:val="BBBBBB"/>
+                <w:sz w:val="18"/>
+                <w:szCs w:val="18"/>
+              </w:rPr>
+              <w:t xml:space="preserve">____________________________</w:t>
+            </w:r>
+          </w:p>
+          <w:p>
+            <w:pPr>
+              <w:spacing w:after="30" w:before="40"/>
+            </w:pPr>
+            <w:r>
+              <w:rPr>
+                <w:b/>
+                <w:bCs/>
+                <w:color w:val="1A6FB5"/>
+                <w:sz w:val="18"/>
+                <w:szCs w:val="18"/>
+              </w:rPr>
+              <w:t xml:space="preserve">Although... _______________</w:t>
+            </w:r>
+          </w:p>
+          <w:p>
+            <w:pPr>
+              <w:spacing w:after="50" w:before="0"/>
+            </w:pPr>
+            <w:r>
+              <w:rPr>
+                <w:color w:val="BBBBBB"/>
+                <w:sz w:val="18"/>
+                <w:szCs w:val="18"/>
+              </w:rPr>
+              <w:t xml:space="preserve">____________________________</w:t>
+            </w:r>
+          </w:p>
+          <w:p>
+            <w:pPr>
+              <w:spacing w:after="30" w:before="40"/>
+            </w:pPr>
+            <w:r>
+              <w:rPr>
+                <w:b/>
+                <w:bCs/>
+                <w:color w:val="7A5400"/>
+                <w:sz w:val="18"/>
+                <w:szCs w:val="18"/>
+              </w:rPr>
+              <w:t xml:space="preserve">Therefore... ______________</w:t>
+            </w:r>
+          </w:p>
+          <w:p>
+            <w:pPr>
+              <w:spacing w:after="50" w:before="0"/>
+            </w:pPr>
+            <w:r>
+              <w:rPr>
+                <w:color w:val="BBBBBB"/>
+                <w:sz w:val="18"/>
+                <w:szCs w:val="18"/>
+              </w:rPr>
+              <w:t xml:space="preserve">____________________________</w:t>
+            </w:r>
+          </w:p>
+        </w:tc>
+      </w:tr>
+    </w:tbl>
+    <w:p>
+      <w:pPr>
+        <w:spacing w:after="60" w:before="0"/>
+      </w:pPr>
+      <w:r>
+        <w:t xml:space="preserve"/>
       </w:r>
     </w:p>
     <w:p>
@@ -225,50 +2464,616 @@
         <w:t xml:space="preserve">Scale down by dividing.</w:t>
       </w:r>
     </w:p>
-    <w:p>
-      <w:pPr>
-        <w:spacing w:after="40" w:before="0"/>
-      </w:pPr>
-      <w:r>
-        <w:rPr>
-          <w:sz w:val="22"/>
-          <w:szCs w:val="22"/>
-        </w:rPr>
-        <w:t xml:space="preserve">1.  12 stickers are shared into 3 equal bags. Each bag has 12 ÷ 3 = ___?</w:t>
-      </w:r>
-    </w:p>
-    <w:p>
-      <w:pPr>
-        <w:spacing w:after="80" w:before="0"/>
-      </w:pPr>
-      <w:r>
-        <w:rPr>
-          <w:color w:val="BBBBBB"/>
-        </w:rPr>
-        <w:t xml:space="preserve">____________________________________________________</w:t>
-      </w:r>
-    </w:p>
-    <w:p>
-      <w:pPr>
-        <w:spacing w:after="40" w:before="0"/>
-      </w:pPr>
-      <w:r>
-        <w:rPr>
-          <w:sz w:val="22"/>
-          <w:szCs w:val="22"/>
-        </w:rPr>
-        <w:t xml:space="preserve">2.  15 marbles in 5 cups, equally. Each cup has 15 ÷ 5 = ___?</w:t>
-      </w:r>
-    </w:p>
-    <w:p>
-      <w:pPr>
-        <w:spacing w:after="80" w:before="0"/>
-      </w:pPr>
-      <w:r>
-        <w:rPr>
-          <w:color w:val="BBBBBB"/>
-        </w:rPr>
-        <w:t xml:space="preserve">____________________________________________________</w:t>
+    <w:tbl>
+      <w:tblPr>
+        <w:tblW w:type="dxa" w:w="9360"/>
+        <w:tblBorders>
+          <w:top w:val="single" w:color="C7D2DD" w:sz="6"/>
+          <w:left w:val="single" w:color="C7D2DD" w:sz="6"/>
+          <w:bottom w:val="single" w:color="C7D2DD" w:sz="6"/>
+          <w:right w:val="single" w:color="C7D2DD" w:sz="6"/>
+          <w:insideH w:val="single" w:color="C7D2DD" w:sz="6"/>
+          <w:insideV w:val="single" w:color="C7D2DD" w:sz="6"/>
+        </w:tblBorders>
+      </w:tblPr>
+      <w:tblGrid>
+        <w:gridCol w:w="2800"/>
+        <w:gridCol w:w="3560"/>
+        <w:gridCol w:w="3000"/>
+      </w:tblGrid>
+      <w:tr>
+        <w:trPr>
+          <w:cantSplit/>
+          <w:tblHeader/>
+        </w:trPr>
+        <w:tc>
+          <w:tcPr>
+            <w:tcW w:type="dxa" w:w="2800"/>
+            <w:shd w:fill="EEF4F8" w:color="auto" w:val="clear"/>
+            <w:tcMar>
+              <w:top w:type="dxa" w:w="60"/>
+              <w:left w:type="dxa" w:w="100"/>
+              <w:bottom w:type="dxa" w:w="60"/>
+              <w:right w:type="dxa" w:w="100"/>
+            </w:tcMar>
+          </w:tcPr>
+          <w:p>
+            <w:pPr>
+              <w:spacing w:after="0" w:before="0"/>
+            </w:pPr>
+            <w:r>
+              <w:rPr>
+                <w:b/>
+                <w:bCs/>
+                <w:color w:val="0F2B3C"/>
+                <w:sz w:val="16"/>
+                <w:szCs w:val="16"/>
+              </w:rPr>
+              <w:t xml:space="preserve">CORE PROBLEM / GIVEN REPRESENTATION</w:t>
+            </w:r>
+          </w:p>
+        </w:tc>
+        <w:tc>
+          <w:tcPr>
+            <w:tcW w:type="dxa" w:w="3560"/>
+            <w:shd w:fill="EEF4F8" w:color="auto" w:val="clear"/>
+            <w:tcMar>
+              <w:top w:type="dxa" w:w="60"/>
+              <w:left w:type="dxa" w:w="100"/>
+              <w:bottom w:type="dxa" w:w="60"/>
+              <w:right w:type="dxa" w:w="100"/>
+            </w:tcMar>
+          </w:tcPr>
+          <w:p>
+            <w:pPr>
+              <w:spacing w:after="0" w:before="0"/>
+            </w:pPr>
+            <w:r>
+              <w:rPr>
+                <w:b/>
+                <w:bCs/>
+                <w:color w:val="0F2B3C"/>
+                <w:sz w:val="16"/>
+                <w:szCs w:val="16"/>
+              </w:rPr>
+              <w:t xml:space="preserve">WORKING SPACE / CALCULATION STEPS</w:t>
+            </w:r>
+          </w:p>
+        </w:tc>
+        <w:tc>
+          <w:tcPr>
+            <w:tcW w:type="dxa" w:w="3000"/>
+            <w:shd w:fill="FBF3E2" w:color="auto" w:val="clear"/>
+            <w:tcMar>
+              <w:top w:type="dxa" w:w="60"/>
+              <w:left w:type="dxa" w:w="100"/>
+              <w:bottom w:type="dxa" w:w="60"/>
+              <w:right w:type="dxa" w:w="100"/>
+            </w:tcMar>
+          </w:tcPr>
+          <w:p>
+            <w:pPr>
+              <w:spacing w:after="0" w:before="0"/>
+            </w:pPr>
+            <w:r>
+              <w:rPr>
+                <w:b/>
+                <w:bCs/>
+                <w:color w:val="7A5400"/>
+                <w:sz w:val="16"/>
+                <w:szCs w:val="16"/>
+              </w:rPr>
+              <w:t xml:space="preserve">EXPLAIN YOUR REASONING</w:t>
+            </w:r>
+          </w:p>
+        </w:tc>
+      </w:tr>
+      <w:tr>
+        <w:trPr>
+          <w:cantSplit/>
+        </w:trPr>
+        <w:tc>
+          <w:tcPr>
+            <w:tcW w:type="dxa" w:w="2800"/>
+            <w:tcMar>
+              <w:top w:type="dxa" w:w="80"/>
+              <w:left w:type="dxa" w:w="100"/>
+              <w:bottom w:type="dxa" w:w="80"/>
+              <w:right w:type="dxa" w:w="100"/>
+            </w:tcMar>
+            <w:vAlign w:val="top"/>
+          </w:tcPr>
+          <w:p>
+            <w:pPr>
+              <w:spacing w:after="40" w:before="0"/>
+            </w:pPr>
+            <w:r>
+              <w:rPr>
+                <w:b/>
+                <w:bCs/>
+                <w:color w:val="0F2B3C"/>
+                <w:sz w:val="20"/>
+                <w:szCs w:val="20"/>
+              </w:rPr>
+              <w:t xml:space="preserve">1.  12 stickers are shared into 3 equal bags. Each bag has 12 ÷ 3 = ___?</w:t>
+            </w:r>
+          </w:p>
+        </w:tc>
+        <w:tc>
+          <w:tcPr>
+            <w:tcW w:type="dxa" w:w="3560"/>
+            <w:tcMar>
+              <w:top w:type="dxa" w:w="80"/>
+              <w:left w:type="dxa" w:w="100"/>
+              <w:bottom w:type="dxa" w:w="80"/>
+              <w:right w:type="dxa" w:w="100"/>
+            </w:tcMar>
+            <w:vAlign w:val="top"/>
+          </w:tcPr>
+          <w:p>
+            <w:pPr>
+              <w:spacing w:after="50" w:before="0"/>
+            </w:pPr>
+            <w:r>
+              <w:rPr>
+                <w:color w:val="BBBBBB"/>
+                <w:sz w:val="18"/>
+                <w:szCs w:val="18"/>
+              </w:rPr>
+              <w:t xml:space="preserve">____________________________</w:t>
+            </w:r>
+          </w:p>
+          <w:p>
+            <w:pPr>
+              <w:spacing w:after="50" w:before="0"/>
+            </w:pPr>
+            <w:r>
+              <w:rPr>
+                <w:color w:val="BBBBBB"/>
+                <w:sz w:val="18"/>
+                <w:szCs w:val="18"/>
+              </w:rPr>
+              <w:t xml:space="preserve">____________________________</w:t>
+            </w:r>
+          </w:p>
+          <w:p>
+            <w:pPr>
+              <w:spacing w:after="50" w:before="0"/>
+            </w:pPr>
+            <w:r>
+              <w:rPr>
+                <w:color w:val="BBBBBB"/>
+                <w:sz w:val="18"/>
+                <w:szCs w:val="18"/>
+              </w:rPr>
+              <w:t xml:space="preserve">____________________________</w:t>
+            </w:r>
+          </w:p>
+          <w:p>
+            <w:pPr>
+              <w:spacing w:after="50" w:before="0"/>
+            </w:pPr>
+            <w:r>
+              <w:rPr>
+                <w:color w:val="BBBBBB"/>
+                <w:sz w:val="18"/>
+                <w:szCs w:val="18"/>
+              </w:rPr>
+              <w:t xml:space="preserve">____________________________</w:t>
+            </w:r>
+          </w:p>
+        </w:tc>
+        <w:tc>
+          <w:tcPr>
+            <w:tcW w:type="dxa" w:w="3000"/>
+            <w:shd w:fill="FBF3E2" w:color="auto" w:val="clear"/>
+            <w:tcMar>
+              <w:top w:type="dxa" w:w="80"/>
+              <w:left w:type="dxa" w:w="100"/>
+              <w:bottom w:type="dxa" w:w="80"/>
+              <w:right w:type="dxa" w:w="100"/>
+            </w:tcMar>
+            <w:vAlign w:val="top"/>
+          </w:tcPr>
+          <w:p>
+            <w:pPr>
+              <w:spacing w:after="30" w:before="0"/>
+            </w:pPr>
+            <w:r>
+              <w:rPr>
+                <w:b/>
+                <w:bCs/>
+                <w:color w:val="0F2B3C"/>
+                <w:sz w:val="18"/>
+                <w:szCs w:val="18"/>
+              </w:rPr>
+              <w:t xml:space="preserve">Because... ________________</w:t>
+            </w:r>
+          </w:p>
+          <w:p>
+            <w:pPr>
+              <w:spacing w:after="50" w:before="0"/>
+            </w:pPr>
+            <w:r>
+              <w:rPr>
+                <w:color w:val="BBBBBB"/>
+                <w:sz w:val="18"/>
+                <w:szCs w:val="18"/>
+              </w:rPr>
+              <w:t xml:space="preserve">____________________________</w:t>
+            </w:r>
+          </w:p>
+          <w:p>
+            <w:pPr>
+              <w:spacing w:after="30" w:before="40"/>
+            </w:pPr>
+            <w:r>
+              <w:rPr>
+                <w:b/>
+                <w:bCs/>
+                <w:color w:val="1A6FB5"/>
+                <w:sz w:val="18"/>
+                <w:szCs w:val="18"/>
+              </w:rPr>
+              <w:t xml:space="preserve">Although... _______________</w:t>
+            </w:r>
+          </w:p>
+          <w:p>
+            <w:pPr>
+              <w:spacing w:after="50" w:before="0"/>
+            </w:pPr>
+            <w:r>
+              <w:rPr>
+                <w:color w:val="BBBBBB"/>
+                <w:sz w:val="18"/>
+                <w:szCs w:val="18"/>
+              </w:rPr>
+              <w:t xml:space="preserve">____________________________</w:t>
+            </w:r>
+          </w:p>
+          <w:p>
+            <w:pPr>
+              <w:spacing w:after="30" w:before="40"/>
+            </w:pPr>
+            <w:r>
+              <w:rPr>
+                <w:b/>
+                <w:bCs/>
+                <w:color w:val="7A5400"/>
+                <w:sz w:val="18"/>
+                <w:szCs w:val="18"/>
+              </w:rPr>
+              <w:t xml:space="preserve">Therefore... ______________</w:t>
+            </w:r>
+          </w:p>
+          <w:p>
+            <w:pPr>
+              <w:spacing w:after="50" w:before="0"/>
+            </w:pPr>
+            <w:r>
+              <w:rPr>
+                <w:color w:val="BBBBBB"/>
+                <w:sz w:val="18"/>
+                <w:szCs w:val="18"/>
+              </w:rPr>
+              <w:t xml:space="preserve">____________________________</w:t>
+            </w:r>
+          </w:p>
+        </w:tc>
+      </w:tr>
+    </w:tbl>
+    <w:p>
+      <w:pPr>
+        <w:spacing w:after="60" w:before="0"/>
+      </w:pPr>
+      <w:r>
+        <w:t xml:space="preserve"/>
+      </w:r>
+    </w:p>
+    <w:tbl>
+      <w:tblPr>
+        <w:tblW w:type="dxa" w:w="9360"/>
+        <w:tblBorders>
+          <w:top w:val="single" w:color="C7D2DD" w:sz="6"/>
+          <w:left w:val="single" w:color="C7D2DD" w:sz="6"/>
+          <w:bottom w:val="single" w:color="C7D2DD" w:sz="6"/>
+          <w:right w:val="single" w:color="C7D2DD" w:sz="6"/>
+          <w:insideH w:val="single" w:color="C7D2DD" w:sz="6"/>
+          <w:insideV w:val="single" w:color="C7D2DD" w:sz="6"/>
+        </w:tblBorders>
+      </w:tblPr>
+      <w:tblGrid>
+        <w:gridCol w:w="2800"/>
+        <w:gridCol w:w="3560"/>
+        <w:gridCol w:w="3000"/>
+      </w:tblGrid>
+      <w:tr>
+        <w:trPr>
+          <w:cantSplit/>
+          <w:tblHeader/>
+        </w:trPr>
+        <w:tc>
+          <w:tcPr>
+            <w:tcW w:type="dxa" w:w="2800"/>
+            <w:shd w:fill="EEF4F8" w:color="auto" w:val="clear"/>
+            <w:tcMar>
+              <w:top w:type="dxa" w:w="60"/>
+              <w:left w:type="dxa" w:w="100"/>
+              <w:bottom w:type="dxa" w:w="60"/>
+              <w:right w:type="dxa" w:w="100"/>
+            </w:tcMar>
+          </w:tcPr>
+          <w:p>
+            <w:pPr>
+              <w:spacing w:after="0" w:before="0"/>
+            </w:pPr>
+            <w:r>
+              <w:rPr>
+                <w:b/>
+                <w:bCs/>
+                <w:color w:val="0F2B3C"/>
+                <w:sz w:val="16"/>
+                <w:szCs w:val="16"/>
+              </w:rPr>
+              <w:t xml:space="preserve">CORE PROBLEM / GIVEN REPRESENTATION</w:t>
+            </w:r>
+          </w:p>
+        </w:tc>
+        <w:tc>
+          <w:tcPr>
+            <w:tcW w:type="dxa" w:w="3560"/>
+            <w:shd w:fill="EEF4F8" w:color="auto" w:val="clear"/>
+            <w:tcMar>
+              <w:top w:type="dxa" w:w="60"/>
+              <w:left w:type="dxa" w:w="100"/>
+              <w:bottom w:type="dxa" w:w="60"/>
+              <w:right w:type="dxa" w:w="100"/>
+            </w:tcMar>
+          </w:tcPr>
+          <w:p>
+            <w:pPr>
+              <w:spacing w:after="0" w:before="0"/>
+            </w:pPr>
+            <w:r>
+              <w:rPr>
+                <w:b/>
+                <w:bCs/>
+                <w:color w:val="0F2B3C"/>
+                <w:sz w:val="16"/>
+                <w:szCs w:val="16"/>
+              </w:rPr>
+              <w:t xml:space="preserve">WORKING SPACE / CALCULATION STEPS</w:t>
+            </w:r>
+          </w:p>
+        </w:tc>
+        <w:tc>
+          <w:tcPr>
+            <w:tcW w:type="dxa" w:w="3000"/>
+            <w:shd w:fill="FBF3E2" w:color="auto" w:val="clear"/>
+            <w:tcMar>
+              <w:top w:type="dxa" w:w="60"/>
+              <w:left w:type="dxa" w:w="100"/>
+              <w:bottom w:type="dxa" w:w="60"/>
+              <w:right w:type="dxa" w:w="100"/>
+            </w:tcMar>
+          </w:tcPr>
+          <w:p>
+            <w:pPr>
+              <w:spacing w:after="0" w:before="0"/>
+            </w:pPr>
+            <w:r>
+              <w:rPr>
+                <w:b/>
+                <w:bCs/>
+                <w:color w:val="7A5400"/>
+                <w:sz w:val="16"/>
+                <w:szCs w:val="16"/>
+              </w:rPr>
+              <w:t xml:space="preserve">EXPLAIN YOUR REASONING</w:t>
+            </w:r>
+          </w:p>
+        </w:tc>
+      </w:tr>
+      <w:tr>
+        <w:trPr>
+          <w:cantSplit/>
+        </w:trPr>
+        <w:tc>
+          <w:tcPr>
+            <w:tcW w:type="dxa" w:w="2800"/>
+            <w:tcMar>
+              <w:top w:type="dxa" w:w="80"/>
+              <w:left w:type="dxa" w:w="100"/>
+              <w:bottom w:type="dxa" w:w="80"/>
+              <w:right w:type="dxa" w:w="100"/>
+            </w:tcMar>
+            <w:vAlign w:val="top"/>
+          </w:tcPr>
+          <w:p>
+            <w:pPr>
+              <w:spacing w:after="40" w:before="0"/>
+            </w:pPr>
+            <w:r>
+              <w:rPr>
+                <w:b/>
+                <w:bCs/>
+                <w:color w:val="0F2B3C"/>
+                <w:sz w:val="20"/>
+                <w:szCs w:val="20"/>
+              </w:rPr>
+              <w:t xml:space="preserve">2.  15 marbles in 5 cups, equally. Each cup has 15 ÷ 5 = ___?</w:t>
+            </w:r>
+          </w:p>
+        </w:tc>
+        <w:tc>
+          <w:tcPr>
+            <w:tcW w:type="dxa" w:w="3560"/>
+            <w:tcMar>
+              <w:top w:type="dxa" w:w="80"/>
+              <w:left w:type="dxa" w:w="100"/>
+              <w:bottom w:type="dxa" w:w="80"/>
+              <w:right w:type="dxa" w:w="100"/>
+            </w:tcMar>
+            <w:vAlign w:val="top"/>
+          </w:tcPr>
+          <w:p>
+            <w:pPr>
+              <w:spacing w:after="50" w:before="0"/>
+            </w:pPr>
+            <w:r>
+              <w:rPr>
+                <w:color w:val="BBBBBB"/>
+                <w:sz w:val="18"/>
+                <w:szCs w:val="18"/>
+              </w:rPr>
+              <w:t xml:space="preserve">____________________________</w:t>
+            </w:r>
+          </w:p>
+          <w:p>
+            <w:pPr>
+              <w:spacing w:after="50" w:before="0"/>
+            </w:pPr>
+            <w:r>
+              <w:rPr>
+                <w:color w:val="BBBBBB"/>
+                <w:sz w:val="18"/>
+                <w:szCs w:val="18"/>
+              </w:rPr>
+              <w:t xml:space="preserve">____________________________</w:t>
+            </w:r>
+          </w:p>
+          <w:p>
+            <w:pPr>
+              <w:spacing w:after="50" w:before="0"/>
+            </w:pPr>
+            <w:r>
+              <w:rPr>
+                <w:color w:val="BBBBBB"/>
+                <w:sz w:val="18"/>
+                <w:szCs w:val="18"/>
+              </w:rPr>
+              <w:t xml:space="preserve">____________________________</w:t>
+            </w:r>
+          </w:p>
+          <w:p>
+            <w:pPr>
+              <w:spacing w:after="50" w:before="0"/>
+            </w:pPr>
+            <w:r>
+              <w:rPr>
+                <w:color w:val="BBBBBB"/>
+                <w:sz w:val="18"/>
+                <w:szCs w:val="18"/>
+              </w:rPr>
+              <w:t xml:space="preserve">____________________________</w:t>
+            </w:r>
+          </w:p>
+        </w:tc>
+        <w:tc>
+          <w:tcPr>
+            <w:tcW w:type="dxa" w:w="3000"/>
+            <w:shd w:fill="FBF3E2" w:color="auto" w:val="clear"/>
+            <w:tcMar>
+              <w:top w:type="dxa" w:w="80"/>
+              <w:left w:type="dxa" w:w="100"/>
+              <w:bottom w:type="dxa" w:w="80"/>
+              <w:right w:type="dxa" w:w="100"/>
+            </w:tcMar>
+            <w:vAlign w:val="top"/>
+          </w:tcPr>
+          <w:p>
+            <w:pPr>
+              <w:spacing w:after="30" w:before="0"/>
+            </w:pPr>
+            <w:r>
+              <w:rPr>
+                <w:b/>
+                <w:bCs/>
+                <w:color w:val="0F2B3C"/>
+                <w:sz w:val="18"/>
+                <w:szCs w:val="18"/>
+              </w:rPr>
+              <w:t xml:space="preserve">Because... ________________</w:t>
+            </w:r>
+          </w:p>
+          <w:p>
+            <w:pPr>
+              <w:spacing w:after="50" w:before="0"/>
+            </w:pPr>
+            <w:r>
+              <w:rPr>
+                <w:color w:val="BBBBBB"/>
+                <w:sz w:val="18"/>
+                <w:szCs w:val="18"/>
+              </w:rPr>
+              <w:t xml:space="preserve">____________________________</w:t>
+            </w:r>
+          </w:p>
+          <w:p>
+            <w:pPr>
+              <w:spacing w:after="30" w:before="40"/>
+            </w:pPr>
+            <w:r>
+              <w:rPr>
+                <w:b/>
+                <w:bCs/>
+                <w:color w:val="1A6FB5"/>
+                <w:sz w:val="18"/>
+                <w:szCs w:val="18"/>
+              </w:rPr>
+              <w:t xml:space="preserve">Although... _______________</w:t>
+            </w:r>
+          </w:p>
+          <w:p>
+            <w:pPr>
+              <w:spacing w:after="50" w:before="0"/>
+            </w:pPr>
+            <w:r>
+              <w:rPr>
+                <w:color w:val="BBBBBB"/>
+                <w:sz w:val="18"/>
+                <w:szCs w:val="18"/>
+              </w:rPr>
+              <w:t xml:space="preserve">____________________________</w:t>
+            </w:r>
+          </w:p>
+          <w:p>
+            <w:pPr>
+              <w:spacing w:after="30" w:before="40"/>
+            </w:pPr>
+            <w:r>
+              <w:rPr>
+                <w:b/>
+                <w:bCs/>
+                <w:color w:val="7A5400"/>
+                <w:sz w:val="18"/>
+                <w:szCs w:val="18"/>
+              </w:rPr>
+              <w:t xml:space="preserve">Therefore... ______________</w:t>
+            </w:r>
+          </w:p>
+          <w:p>
+            <w:pPr>
+              <w:spacing w:after="50" w:before="0"/>
+            </w:pPr>
+            <w:r>
+              <w:rPr>
+                <w:color w:val="BBBBBB"/>
+                <w:sz w:val="18"/>
+                <w:szCs w:val="18"/>
+              </w:rPr>
+              <w:t xml:space="preserve">____________________________</w:t>
+            </w:r>
+          </w:p>
+        </w:tc>
+      </w:tr>
+    </w:tbl>
+    <w:p>
+      <w:pPr>
+        <w:spacing w:after="60" w:before="0"/>
+      </w:pPr>
+      <w:r>
+        <w:t xml:space="preserve"/>
       </w:r>
     </w:p>
     <w:p>
@@ -300,63 +3105,629 @@
         <w:t xml:space="preserve">Reason with a full ratio.</w:t>
       </w:r>
     </w:p>
-    <w:p>
-      <w:pPr>
-        <w:spacing w:after="40" w:before="0"/>
-      </w:pPr>
-      <w:r>
-        <w:rPr>
-          <w:sz w:val="22"/>
-          <w:szCs w:val="22"/>
-        </w:rPr>
-        <w:t xml:space="preserve">1.  2 cups of flour make 6 muffins. To make 12 muffins (double), you need ___ cups of flour?</w:t>
-      </w:r>
-    </w:p>
-    <w:p>
-      <w:pPr>
-        <w:spacing w:after="80" w:before="0"/>
-      </w:pPr>
-      <w:r>
-        <w:rPr>
-          <w:color w:val="BBBBBB"/>
-        </w:rPr>
-        <w:t xml:space="preserve">____________________________________________________</w:t>
-      </w:r>
-    </w:p>
-    <w:p>
-      <w:pPr>
-        <w:spacing w:after="40" w:before="0"/>
-      </w:pPr>
-      <w:r>
-        <w:rPr>
-          <w:sz w:val="22"/>
-          <w:szCs w:val="22"/>
-        </w:rPr>
-        <w:t xml:space="preserve">2.  3 pens cost $6. How much do 5 pens cost? (First find 1 pen.)</w:t>
-      </w:r>
-    </w:p>
-    <w:p>
-      <w:pPr>
-        <w:spacing w:after="40" w:before="0"/>
-      </w:pPr>
-      <w:r>
-        <w:rPr>
-          <w:color w:val="5E6E7E"/>
-          <w:sz w:val="20"/>
-          <w:szCs w:val="20"/>
-        </w:rPr>
-        <w:t xml:space="preserve">     choices: $8   /   $9   /   $10   /   $15</w:t>
-      </w:r>
-    </w:p>
-    <w:p>
-      <w:pPr>
-        <w:spacing w:after="80" w:before="0"/>
-      </w:pPr>
-      <w:r>
-        <w:rPr>
-          <w:color w:val="BBBBBB"/>
-        </w:rPr>
-        <w:t xml:space="preserve">____________________________________________________</w:t>
+    <w:tbl>
+      <w:tblPr>
+        <w:tblW w:type="dxa" w:w="9360"/>
+        <w:tblBorders>
+          <w:top w:val="single" w:color="C7D2DD" w:sz="6"/>
+          <w:left w:val="single" w:color="C7D2DD" w:sz="6"/>
+          <w:bottom w:val="single" w:color="C7D2DD" w:sz="6"/>
+          <w:right w:val="single" w:color="C7D2DD" w:sz="6"/>
+          <w:insideH w:val="single" w:color="C7D2DD" w:sz="6"/>
+          <w:insideV w:val="single" w:color="C7D2DD" w:sz="6"/>
+        </w:tblBorders>
+      </w:tblPr>
+      <w:tblGrid>
+        <w:gridCol w:w="2800"/>
+        <w:gridCol w:w="3560"/>
+        <w:gridCol w:w="3000"/>
+      </w:tblGrid>
+      <w:tr>
+        <w:trPr>
+          <w:cantSplit/>
+          <w:tblHeader/>
+        </w:trPr>
+        <w:tc>
+          <w:tcPr>
+            <w:tcW w:type="dxa" w:w="2800"/>
+            <w:shd w:fill="EEF4F8" w:color="auto" w:val="clear"/>
+            <w:tcMar>
+              <w:top w:type="dxa" w:w="60"/>
+              <w:left w:type="dxa" w:w="100"/>
+              <w:bottom w:type="dxa" w:w="60"/>
+              <w:right w:type="dxa" w:w="100"/>
+            </w:tcMar>
+          </w:tcPr>
+          <w:p>
+            <w:pPr>
+              <w:spacing w:after="0" w:before="0"/>
+            </w:pPr>
+            <w:r>
+              <w:rPr>
+                <w:b/>
+                <w:bCs/>
+                <w:color w:val="0F2B3C"/>
+                <w:sz w:val="16"/>
+                <w:szCs w:val="16"/>
+              </w:rPr>
+              <w:t xml:space="preserve">CORE PROBLEM / GIVEN REPRESENTATION</w:t>
+            </w:r>
+          </w:p>
+        </w:tc>
+        <w:tc>
+          <w:tcPr>
+            <w:tcW w:type="dxa" w:w="3560"/>
+            <w:shd w:fill="EEF4F8" w:color="auto" w:val="clear"/>
+            <w:tcMar>
+              <w:top w:type="dxa" w:w="60"/>
+              <w:left w:type="dxa" w:w="100"/>
+              <w:bottom w:type="dxa" w:w="60"/>
+              <w:right w:type="dxa" w:w="100"/>
+            </w:tcMar>
+          </w:tcPr>
+          <w:p>
+            <w:pPr>
+              <w:spacing w:after="0" w:before="0"/>
+            </w:pPr>
+            <w:r>
+              <w:rPr>
+                <w:b/>
+                <w:bCs/>
+                <w:color w:val="0F2B3C"/>
+                <w:sz w:val="16"/>
+                <w:szCs w:val="16"/>
+              </w:rPr>
+              <w:t xml:space="preserve">WORKING SPACE / CALCULATION STEPS</w:t>
+            </w:r>
+          </w:p>
+        </w:tc>
+        <w:tc>
+          <w:tcPr>
+            <w:tcW w:type="dxa" w:w="3000"/>
+            <w:shd w:fill="FBF3E2" w:color="auto" w:val="clear"/>
+            <w:tcMar>
+              <w:top w:type="dxa" w:w="60"/>
+              <w:left w:type="dxa" w:w="100"/>
+              <w:bottom w:type="dxa" w:w="60"/>
+              <w:right w:type="dxa" w:w="100"/>
+            </w:tcMar>
+          </w:tcPr>
+          <w:p>
+            <w:pPr>
+              <w:spacing w:after="0" w:before="0"/>
+            </w:pPr>
+            <w:r>
+              <w:rPr>
+                <w:b/>
+                <w:bCs/>
+                <w:color w:val="7A5400"/>
+                <w:sz w:val="16"/>
+                <w:szCs w:val="16"/>
+              </w:rPr>
+              <w:t xml:space="preserve">EXPLAIN YOUR REASONING</w:t>
+            </w:r>
+          </w:p>
+        </w:tc>
+      </w:tr>
+      <w:tr>
+        <w:trPr>
+          <w:cantSplit/>
+        </w:trPr>
+        <w:tc>
+          <w:tcPr>
+            <w:tcW w:type="dxa" w:w="2800"/>
+            <w:tcMar>
+              <w:top w:type="dxa" w:w="80"/>
+              <w:left w:type="dxa" w:w="100"/>
+              <w:bottom w:type="dxa" w:w="80"/>
+              <w:right w:type="dxa" w:w="100"/>
+            </w:tcMar>
+            <w:vAlign w:val="top"/>
+          </w:tcPr>
+          <w:p>
+            <w:pPr>
+              <w:spacing w:after="40" w:before="0"/>
+            </w:pPr>
+            <w:r>
+              <w:rPr>
+                <w:b/>
+                <w:bCs/>
+                <w:color w:val="0F2B3C"/>
+                <w:sz w:val="20"/>
+                <w:szCs w:val="20"/>
+              </w:rPr>
+              <w:t xml:space="preserve">1.  2 cups of flour make 6 muffins. To make 12 muffins (double), you need ___ cups of flour?</w:t>
+            </w:r>
+          </w:p>
+        </w:tc>
+        <w:tc>
+          <w:tcPr>
+            <w:tcW w:type="dxa" w:w="3560"/>
+            <w:tcMar>
+              <w:top w:type="dxa" w:w="80"/>
+              <w:left w:type="dxa" w:w="100"/>
+              <w:bottom w:type="dxa" w:w="80"/>
+              <w:right w:type="dxa" w:w="100"/>
+            </w:tcMar>
+            <w:vAlign w:val="top"/>
+          </w:tcPr>
+          <w:p>
+            <w:pPr>
+              <w:spacing w:after="50" w:before="0"/>
+            </w:pPr>
+            <w:r>
+              <w:rPr>
+                <w:color w:val="BBBBBB"/>
+                <w:sz w:val="18"/>
+                <w:szCs w:val="18"/>
+              </w:rPr>
+              <w:t xml:space="preserve">____________________________</w:t>
+            </w:r>
+          </w:p>
+          <w:p>
+            <w:pPr>
+              <w:spacing w:after="50" w:before="0"/>
+            </w:pPr>
+            <w:r>
+              <w:rPr>
+                <w:color w:val="BBBBBB"/>
+                <w:sz w:val="18"/>
+                <w:szCs w:val="18"/>
+              </w:rPr>
+              <w:t xml:space="preserve">____________________________</w:t>
+            </w:r>
+          </w:p>
+          <w:p>
+            <w:pPr>
+              <w:spacing w:after="50" w:before="0"/>
+            </w:pPr>
+            <w:r>
+              <w:rPr>
+                <w:color w:val="BBBBBB"/>
+                <w:sz w:val="18"/>
+                <w:szCs w:val="18"/>
+              </w:rPr>
+              <w:t xml:space="preserve">____________________________</w:t>
+            </w:r>
+          </w:p>
+          <w:p>
+            <w:pPr>
+              <w:spacing w:after="50" w:before="0"/>
+            </w:pPr>
+            <w:r>
+              <w:rPr>
+                <w:color w:val="BBBBBB"/>
+                <w:sz w:val="18"/>
+                <w:szCs w:val="18"/>
+              </w:rPr>
+              <w:t xml:space="preserve">____________________________</w:t>
+            </w:r>
+          </w:p>
+        </w:tc>
+        <w:tc>
+          <w:tcPr>
+            <w:tcW w:type="dxa" w:w="3000"/>
+            <w:shd w:fill="FBF3E2" w:color="auto" w:val="clear"/>
+            <w:tcMar>
+              <w:top w:type="dxa" w:w="80"/>
+              <w:left w:type="dxa" w:w="100"/>
+              <w:bottom w:type="dxa" w:w="80"/>
+              <w:right w:type="dxa" w:w="100"/>
+            </w:tcMar>
+            <w:vAlign w:val="top"/>
+          </w:tcPr>
+          <w:p>
+            <w:pPr>
+              <w:spacing w:after="30" w:before="0"/>
+            </w:pPr>
+            <w:r>
+              <w:rPr>
+                <w:b/>
+                <w:bCs/>
+                <w:color w:val="0F2B3C"/>
+                <w:sz w:val="18"/>
+                <w:szCs w:val="18"/>
+              </w:rPr>
+              <w:t xml:space="preserve">Because... ________________</w:t>
+            </w:r>
+          </w:p>
+          <w:p>
+            <w:pPr>
+              <w:spacing w:after="50" w:before="0"/>
+            </w:pPr>
+            <w:r>
+              <w:rPr>
+                <w:color w:val="BBBBBB"/>
+                <w:sz w:val="18"/>
+                <w:szCs w:val="18"/>
+              </w:rPr>
+              <w:t xml:space="preserve">____________________________</w:t>
+            </w:r>
+          </w:p>
+          <w:p>
+            <w:pPr>
+              <w:spacing w:after="30" w:before="40"/>
+            </w:pPr>
+            <w:r>
+              <w:rPr>
+                <w:b/>
+                <w:bCs/>
+                <w:color w:val="1A6FB5"/>
+                <w:sz w:val="18"/>
+                <w:szCs w:val="18"/>
+              </w:rPr>
+              <w:t xml:space="preserve">Although... _______________</w:t>
+            </w:r>
+          </w:p>
+          <w:p>
+            <w:pPr>
+              <w:spacing w:after="50" w:before="0"/>
+            </w:pPr>
+            <w:r>
+              <w:rPr>
+                <w:color w:val="BBBBBB"/>
+                <w:sz w:val="18"/>
+                <w:szCs w:val="18"/>
+              </w:rPr>
+              <w:t xml:space="preserve">____________________________</w:t>
+            </w:r>
+          </w:p>
+          <w:p>
+            <w:pPr>
+              <w:spacing w:after="30" w:before="40"/>
+            </w:pPr>
+            <w:r>
+              <w:rPr>
+                <w:b/>
+                <w:bCs/>
+                <w:color w:val="7A5400"/>
+                <w:sz w:val="18"/>
+                <w:szCs w:val="18"/>
+              </w:rPr>
+              <w:t xml:space="preserve">Therefore... ______________</w:t>
+            </w:r>
+          </w:p>
+          <w:p>
+            <w:pPr>
+              <w:spacing w:after="50" w:before="0"/>
+            </w:pPr>
+            <w:r>
+              <w:rPr>
+                <w:color w:val="BBBBBB"/>
+                <w:sz w:val="18"/>
+                <w:szCs w:val="18"/>
+              </w:rPr>
+              <w:t xml:space="preserve">____________________________</w:t>
+            </w:r>
+          </w:p>
+        </w:tc>
+      </w:tr>
+    </w:tbl>
+    <w:p>
+      <w:pPr>
+        <w:spacing w:after="60" w:before="0"/>
+      </w:pPr>
+      <w:r>
+        <w:t xml:space="preserve"/>
+      </w:r>
+    </w:p>
+    <w:tbl>
+      <w:tblPr>
+        <w:tblW w:type="dxa" w:w="9360"/>
+        <w:tblBorders>
+          <w:top w:val="single" w:color="C7D2DD" w:sz="6"/>
+          <w:left w:val="single" w:color="C7D2DD" w:sz="6"/>
+          <w:bottom w:val="single" w:color="C7D2DD" w:sz="6"/>
+          <w:right w:val="single" w:color="C7D2DD" w:sz="6"/>
+          <w:insideH w:val="single" w:color="C7D2DD" w:sz="6"/>
+          <w:insideV w:val="single" w:color="C7D2DD" w:sz="6"/>
+        </w:tblBorders>
+      </w:tblPr>
+      <w:tblGrid>
+        <w:gridCol w:w="2800"/>
+        <w:gridCol w:w="3560"/>
+        <w:gridCol w:w="3000"/>
+      </w:tblGrid>
+      <w:tr>
+        <w:trPr>
+          <w:cantSplit/>
+          <w:tblHeader/>
+        </w:trPr>
+        <w:tc>
+          <w:tcPr>
+            <w:tcW w:type="dxa" w:w="2800"/>
+            <w:shd w:fill="EEF4F8" w:color="auto" w:val="clear"/>
+            <w:tcMar>
+              <w:top w:type="dxa" w:w="60"/>
+              <w:left w:type="dxa" w:w="100"/>
+              <w:bottom w:type="dxa" w:w="60"/>
+              <w:right w:type="dxa" w:w="100"/>
+            </w:tcMar>
+          </w:tcPr>
+          <w:p>
+            <w:pPr>
+              <w:spacing w:after="0" w:before="0"/>
+            </w:pPr>
+            <w:r>
+              <w:rPr>
+                <w:b/>
+                <w:bCs/>
+                <w:color w:val="0F2B3C"/>
+                <w:sz w:val="16"/>
+                <w:szCs w:val="16"/>
+              </w:rPr>
+              <w:t xml:space="preserve">CORE PROBLEM / GIVEN REPRESENTATION</w:t>
+            </w:r>
+          </w:p>
+        </w:tc>
+        <w:tc>
+          <w:tcPr>
+            <w:tcW w:type="dxa" w:w="3560"/>
+            <w:shd w:fill="EEF4F8" w:color="auto" w:val="clear"/>
+            <w:tcMar>
+              <w:top w:type="dxa" w:w="60"/>
+              <w:left w:type="dxa" w:w="100"/>
+              <w:bottom w:type="dxa" w:w="60"/>
+              <w:right w:type="dxa" w:w="100"/>
+            </w:tcMar>
+          </w:tcPr>
+          <w:p>
+            <w:pPr>
+              <w:spacing w:after="0" w:before="0"/>
+            </w:pPr>
+            <w:r>
+              <w:rPr>
+                <w:b/>
+                <w:bCs/>
+                <w:color w:val="0F2B3C"/>
+                <w:sz w:val="16"/>
+                <w:szCs w:val="16"/>
+              </w:rPr>
+              <w:t xml:space="preserve">WORKING SPACE / CALCULATION STEPS</w:t>
+            </w:r>
+          </w:p>
+        </w:tc>
+        <w:tc>
+          <w:tcPr>
+            <w:tcW w:type="dxa" w:w="3000"/>
+            <w:shd w:fill="FBF3E2" w:color="auto" w:val="clear"/>
+            <w:tcMar>
+              <w:top w:type="dxa" w:w="60"/>
+              <w:left w:type="dxa" w:w="100"/>
+              <w:bottom w:type="dxa" w:w="60"/>
+              <w:right w:type="dxa" w:w="100"/>
+            </w:tcMar>
+          </w:tcPr>
+          <w:p>
+            <w:pPr>
+              <w:spacing w:after="0" w:before="0"/>
+            </w:pPr>
+            <w:r>
+              <w:rPr>
+                <w:b/>
+                <w:bCs/>
+                <w:color w:val="7A5400"/>
+                <w:sz w:val="16"/>
+                <w:szCs w:val="16"/>
+              </w:rPr>
+              <w:t xml:space="preserve">EXPLAIN YOUR REASONING</w:t>
+            </w:r>
+          </w:p>
+        </w:tc>
+      </w:tr>
+      <w:tr>
+        <w:trPr>
+          <w:cantSplit/>
+        </w:trPr>
+        <w:tc>
+          <w:tcPr>
+            <w:tcW w:type="dxa" w:w="2800"/>
+            <w:tcMar>
+              <w:top w:type="dxa" w:w="80"/>
+              <w:left w:type="dxa" w:w="100"/>
+              <w:bottom w:type="dxa" w:w="80"/>
+              <w:right w:type="dxa" w:w="100"/>
+            </w:tcMar>
+            <w:vAlign w:val="top"/>
+          </w:tcPr>
+          <w:p>
+            <w:pPr>
+              <w:spacing w:after="40" w:before="0"/>
+            </w:pPr>
+            <w:r>
+              <w:rPr>
+                <w:b/>
+                <w:bCs/>
+                <w:color w:val="0F2B3C"/>
+                <w:sz w:val="20"/>
+                <w:szCs w:val="20"/>
+              </w:rPr>
+              <w:t xml:space="preserve">2.  3 pens cost $6. How much do 5 pens cost? (First find 1 pen.)</w:t>
+            </w:r>
+          </w:p>
+          <w:p>
+            <w:pPr>
+              <w:spacing w:after="0" w:before="0"/>
+            </w:pPr>
+            <w:r>
+              <w:rPr>
+                <w:color w:val="5E6E7E"/>
+                <w:sz w:val="18"/>
+                <w:szCs w:val="18"/>
+              </w:rPr>
+              <w:t xml:space="preserve">Choices: $8   /   $9   /   $10   /   $15</w:t>
+            </w:r>
+          </w:p>
+        </w:tc>
+        <w:tc>
+          <w:tcPr>
+            <w:tcW w:type="dxa" w:w="3560"/>
+            <w:tcMar>
+              <w:top w:type="dxa" w:w="80"/>
+              <w:left w:type="dxa" w:w="100"/>
+              <w:bottom w:type="dxa" w:w="80"/>
+              <w:right w:type="dxa" w:w="100"/>
+            </w:tcMar>
+            <w:vAlign w:val="top"/>
+          </w:tcPr>
+          <w:p>
+            <w:pPr>
+              <w:spacing w:after="50" w:before="0"/>
+            </w:pPr>
+            <w:r>
+              <w:rPr>
+                <w:color w:val="BBBBBB"/>
+                <w:sz w:val="18"/>
+                <w:szCs w:val="18"/>
+              </w:rPr>
+              <w:t xml:space="preserve">____________________________</w:t>
+            </w:r>
+          </w:p>
+          <w:p>
+            <w:pPr>
+              <w:spacing w:after="50" w:before="0"/>
+            </w:pPr>
+            <w:r>
+              <w:rPr>
+                <w:color w:val="BBBBBB"/>
+                <w:sz w:val="18"/>
+                <w:szCs w:val="18"/>
+              </w:rPr>
+              <w:t xml:space="preserve">____________________________</w:t>
+            </w:r>
+          </w:p>
+          <w:p>
+            <w:pPr>
+              <w:spacing w:after="50" w:before="0"/>
+            </w:pPr>
+            <w:r>
+              <w:rPr>
+                <w:color w:val="BBBBBB"/>
+                <w:sz w:val="18"/>
+                <w:szCs w:val="18"/>
+              </w:rPr>
+              <w:t xml:space="preserve">____________________________</w:t>
+            </w:r>
+          </w:p>
+          <w:p>
+            <w:pPr>
+              <w:spacing w:after="50" w:before="0"/>
+            </w:pPr>
+            <w:r>
+              <w:rPr>
+                <w:color w:val="BBBBBB"/>
+                <w:sz w:val="18"/>
+                <w:szCs w:val="18"/>
+              </w:rPr>
+              <w:t xml:space="preserve">____________________________</w:t>
+            </w:r>
+          </w:p>
+        </w:tc>
+        <w:tc>
+          <w:tcPr>
+            <w:tcW w:type="dxa" w:w="3000"/>
+            <w:shd w:fill="FBF3E2" w:color="auto" w:val="clear"/>
+            <w:tcMar>
+              <w:top w:type="dxa" w:w="80"/>
+              <w:left w:type="dxa" w:w="100"/>
+              <w:bottom w:type="dxa" w:w="80"/>
+              <w:right w:type="dxa" w:w="100"/>
+            </w:tcMar>
+            <w:vAlign w:val="top"/>
+          </w:tcPr>
+          <w:p>
+            <w:pPr>
+              <w:spacing w:after="30" w:before="0"/>
+            </w:pPr>
+            <w:r>
+              <w:rPr>
+                <w:b/>
+                <w:bCs/>
+                <w:color w:val="0F2B3C"/>
+                <w:sz w:val="18"/>
+                <w:szCs w:val="18"/>
+              </w:rPr>
+              <w:t xml:space="preserve">Because... ________________</w:t>
+            </w:r>
+          </w:p>
+          <w:p>
+            <w:pPr>
+              <w:spacing w:after="50" w:before="0"/>
+            </w:pPr>
+            <w:r>
+              <w:rPr>
+                <w:color w:val="BBBBBB"/>
+                <w:sz w:val="18"/>
+                <w:szCs w:val="18"/>
+              </w:rPr>
+              <w:t xml:space="preserve">____________________________</w:t>
+            </w:r>
+          </w:p>
+          <w:p>
+            <w:pPr>
+              <w:spacing w:after="30" w:before="40"/>
+            </w:pPr>
+            <w:r>
+              <w:rPr>
+                <w:b/>
+                <w:bCs/>
+                <w:color w:val="1A6FB5"/>
+                <w:sz w:val="18"/>
+                <w:szCs w:val="18"/>
+              </w:rPr>
+              <w:t xml:space="preserve">Although... _______________</w:t>
+            </w:r>
+          </w:p>
+          <w:p>
+            <w:pPr>
+              <w:spacing w:after="50" w:before="0"/>
+            </w:pPr>
+            <w:r>
+              <w:rPr>
+                <w:color w:val="BBBBBB"/>
+                <w:sz w:val="18"/>
+                <w:szCs w:val="18"/>
+              </w:rPr>
+              <w:t xml:space="preserve">____________________________</w:t>
+            </w:r>
+          </w:p>
+          <w:p>
+            <w:pPr>
+              <w:spacing w:after="30" w:before="40"/>
+            </w:pPr>
+            <w:r>
+              <w:rPr>
+                <w:b/>
+                <w:bCs/>
+                <w:color w:val="7A5400"/>
+                <w:sz w:val="18"/>
+                <w:szCs w:val="18"/>
+              </w:rPr>
+              <w:t xml:space="preserve">Therefore... ______________</w:t>
+            </w:r>
+          </w:p>
+          <w:p>
+            <w:pPr>
+              <w:spacing w:after="50" w:before="0"/>
+            </w:pPr>
+            <w:r>
+              <w:rPr>
+                <w:color w:val="BBBBBB"/>
+                <w:sz w:val="18"/>
+                <w:szCs w:val="18"/>
+              </w:rPr>
+              <w:t xml:space="preserve">____________________________</w:t>
+            </w:r>
+          </w:p>
+        </w:tc>
+      </w:tr>
+    </w:tbl>
+    <w:p>
+      <w:pPr>
+        <w:spacing w:after="60" w:before="0"/>
+      </w:pPr>
+      <w:r>
+        <w:t xml:space="preserve"/>
       </w:r>
     </w:p>
     <w:p>
@@ -433,6 +3804,141 @@
         <w:t xml:space="preserve">____________________________________________________</w:t>
       </w:r>
     </w:p>
+    <w:tbl>
+      <w:tblPr>
+        <w:tblW w:type="dxa" w:w="9360"/>
+        <w:tblBorders>
+          <w:top w:val="single" w:color="C7D2DD" w:sz="6"/>
+          <w:left w:val="single" w:color="C7D2DD" w:sz="6"/>
+          <w:bottom w:val="single" w:color="C7D2DD" w:sz="6"/>
+          <w:right w:val="single" w:color="C7D2DD" w:sz="6"/>
+          <w:insideH w:val="single" w:color="C7D2DD" w:sz="6"/>
+          <w:insideV w:val="single" w:color="C7D2DD" w:sz="6"/>
+        </w:tblBorders>
+      </w:tblPr>
+      <w:tblGrid>
+        <w:gridCol w:w="3120"/>
+        <w:gridCol w:w="3120"/>
+        <w:gridCol w:w="3120"/>
+      </w:tblGrid>
+      <w:tr>
+        <w:trPr>
+          <w:cantSplit/>
+          <w:tblHeader/>
+        </w:trPr>
+        <w:tc>
+          <w:tcPr>
+            <w:tcW w:type="dxa" w:w="9360"/>
+            <w:gridSpan w:val="3"/>
+            <w:shd w:fill="EEF4F8" w:color="auto" w:val="clear"/>
+            <w:tcMar>
+              <w:top w:type="dxa" w:w="60"/>
+              <w:left w:type="dxa" w:w="100"/>
+              <w:bottom w:type="dxa" w:w="60"/>
+              <w:right w:type="dxa" w:w="100"/>
+            </w:tcMar>
+          </w:tcPr>
+          <w:p>
+            <w:pPr>
+              <w:spacing w:after="0" w:before="0"/>
+            </w:pPr>
+            <w:r>
+              <w:rPr>
+                <w:b/>
+                <w:bCs/>
+                <w:color w:val="0F2B3C"/>
+                <w:sz w:val="18"/>
+                <w:szCs w:val="18"/>
+              </w:rPr>
+              <w:t xml:space="preserve">EXIT CHECK · 3-POINT SELF-ASSESSMENT CHECKLIST</w:t>
+            </w:r>
+          </w:p>
+        </w:tc>
+      </w:tr>
+      <w:tr>
+        <w:trPr>
+          <w:cantSplit/>
+        </w:trPr>
+        <w:tc>
+          <w:tcPr>
+            <w:tcW w:type="dxa" w:w="3120"/>
+            <w:tcMar>
+              <w:top w:type="dxa" w:w="80"/>
+              <w:left w:type="dxa" w:w="100"/>
+              <w:bottom w:type="dxa" w:w="80"/>
+              <w:right w:type="dxa" w:w="100"/>
+            </w:tcMar>
+          </w:tcPr>
+          <w:p>
+            <w:pPr>
+              <w:spacing w:after="0" w:before="0"/>
+            </w:pPr>
+            <w:r>
+              <w:rPr>
+                <w:b/>
+                <w:bCs/>
+                <w:color w:val="0F2B3C"/>
+                <w:sz w:val="18"/>
+                <w:szCs w:val="18"/>
+              </w:rPr>
+              <w:t xml:space="preserve">☐ 1. Units &amp; Labels Verified</w:t>
+            </w:r>
+          </w:p>
+        </w:tc>
+        <w:tc>
+          <w:tcPr>
+            <w:tcW w:type="dxa" w:w="3120"/>
+            <w:tcMar>
+              <w:top w:type="dxa" w:w="80"/>
+              <w:left w:type="dxa" w:w="100"/>
+              <w:bottom w:type="dxa" w:w="80"/>
+              <w:right w:type="dxa" w:w="100"/>
+            </w:tcMar>
+          </w:tcPr>
+          <w:p>
+            <w:pPr>
+              <w:spacing w:after="0" w:before="0"/>
+            </w:pPr>
+            <w:r>
+              <w:rPr>
+                <w:b/>
+                <w:bCs/>
+                <w:color w:val="0F2B3C"/>
+                <w:sz w:val="18"/>
+                <w:szCs w:val="18"/>
+              </w:rPr>
+              <w:t xml:space="preserve">☐ 2. Reasoning Stated (Because / Although / Therefore)</w:t>
+            </w:r>
+          </w:p>
+        </w:tc>
+        <w:tc>
+          <w:tcPr>
+            <w:tcW w:type="dxa" w:w="3120"/>
+            <w:tcMar>
+              <w:top w:type="dxa" w:w="80"/>
+              <w:left w:type="dxa" w:w="100"/>
+              <w:bottom w:type="dxa" w:w="80"/>
+              <w:right w:type="dxa" w:w="100"/>
+            </w:tcMar>
+          </w:tcPr>
+          <w:p>
+            <w:pPr>
+              <w:spacing w:after="0" w:before="0"/>
+            </w:pPr>
+            <w:r>
+              <w:rPr>
+                <w:b/>
+                <w:bCs/>
+                <w:color w:val="0F2B3C"/>
+                <w:sz w:val="18"/>
+                <w:szCs w:val="18"/>
+              </w:rPr>
+              <w:t xml:space="preserve">☐ 3. Calculations Double-Checked</w:t>
+            </w:r>
+          </w:p>
+        </w:tc>
+      </w:tr>
+    </w:tbl>
     <w:p>
       <w:pPr>
         <w:spacing w:after="60" w:before="120"/>

--- a/lessons/3-6/readiness/practice.docx
+++ b/lessons/3-6/readiness/practice.docx
@@ -29,7 +29,7 @@
           <w:sz w:val="20"/>
           <w:szCs w:val="20"/>
         </w:rPr>
-        <w:t xml:space="preserve">Readiness practice for Lesson 3-6 (Unit 3 · Lesson 6)  ·  Builds toward 6.AT.3</w:t>
+        <w:t xml:space="preserve">Readiness practice for Lesson 3-6 (Unit 3 · Lesson 6)  ·  Builds toward 6.AT.3c</w:t>
       </w:r>
     </w:p>
     <w:p>
